--- a/outputs/q2/问题2建模大纲.docx
+++ b/outputs/q2/问题2建模大纲.docx
@@ -9,121 +9,39 @@
       </w:pPr>
       <w:r>
         <w:rPr>
-          <w:rFonts w:ascii="黑体" w:hAnsi="黑体" w:eastAsia="黑体"/>
-          <w:b/>
-          <w:sz w:val="40"/>
+          <w:color w:val="000000"/>
         </w:rPr>
-        <w:t>问题2 建模大纲</w:t>
+        <w:t>问题2 四指标主动第二检测点选择模型</w:t>
       </w:r>
     </w:p>
     <w:p>
       <w:pPr>
-        <w:jc w:val="center"/>
+        <w:spacing w:after="120"/>
       </w:pPr>
       <w:r>
         <w:rPr>
-          <w:rFonts w:ascii="宋体" w:hAnsi="宋体" w:eastAsia="宋体"/>
-          <w:b w:val="0"/>
-          <w:sz w:val="24"/>
+          <w:rFonts w:ascii="Microsoft YaHei" w:hAnsi="Microsoft YaHei" w:eastAsia="Microsoft YaHei"/>
         </w:rPr>
-        <w:t>2026 年全国大学生数学建模竞赛 B 题</w:t>
+        <w:t>在首次检测返回 direction 的条件下，本模型为已知存在的一台全向干扰源选择第二检测点。模型以独立物理可行域、保守接收保障、定位精度与移动时间为主线，先粗搜定位潜在优区，再局部加密并从高分候选区域中选取执行点。</w:t>
       </w:r>
     </w:p>
     <w:p>
       <w:pPr>
         <w:pStyle w:val="Heading1"/>
-        <w:spacing w:before="200" w:after="100"/>
       </w:pPr>
       <w:r>
-        <w:rPr>
-          <w:rFonts w:ascii="黑体" w:hAnsi="黑体" w:eastAsia="黑体"/>
-          <w:b/>
-          <w:sz w:val="30"/>
-        </w:rPr>
-        <w:t>摘要</w:t>
+        <w:t>1 建模边界与输入数据</w:t>
       </w:r>
     </w:p>
     <w:p>
       <w:pPr>
-        <w:spacing w:line="360" w:lineRule="auto" w:after="80"/>
-        <w:ind w:firstLine="420"/>
+        <w:spacing w:after="120"/>
       </w:pPr>
       <w:r>
         <w:rPr>
-          <w:rFonts w:ascii="宋体" w:hAnsi="宋体" w:eastAsia="宋体"/>
-          <w:b w:val="0"/>
-          <w:sz w:val="21"/>
+          <w:rFonts w:ascii="Microsoft YaHei" w:hAnsi="Microsoft YaHei" w:eastAsia="Microsoft YaHei"/>
         </w:rPr>
-        <w:t>针对首次检测到全向干扰源后第二检测点选择问题，建立几何信息增益、再次接收可靠性、移动时间与边界风险联合优化模型。模型调用问题1的鲁棒定位评价器，枚举圆域内有限候选点并预测二次观测后的定位不确定性，以综合评分确定下一检测位置。该策略避免把有效接收半径误解为已测距离区间，并以可解释几何规则作为主模型。</w:t>
-      </w:r>
-    </w:p>
-    <w:p>
-      <w:pPr>
-        <w:spacing w:line="360" w:lineRule="auto" w:after="80"/>
-      </w:pPr>
-      <w:r>
-        <w:rPr>
-          <w:rFonts w:ascii="宋体" w:hAnsi="宋体" w:eastAsia="宋体"/>
-          <w:b w:val="0"/>
-          <w:sz w:val="21"/>
-        </w:rPr>
-        <w:t>关键词：主动感知；bearing-only 定位；交会角；信息增益；风险规划</w:t>
-      </w:r>
-    </w:p>
-    <w:p>
-      <w:pPr>
-        <w:pStyle w:val="Heading1"/>
-        <w:spacing w:before="200" w:after="100"/>
-      </w:pPr>
-      <w:r>
-        <w:rPr>
-          <w:rFonts w:ascii="黑体" w:hAnsi="黑体" w:eastAsia="黑体"/>
-          <w:b/>
-          <w:sz w:val="30"/>
-        </w:rPr>
-        <w:t>一 问题重述</w:t>
-      </w:r>
-    </w:p>
-    <w:p>
-      <w:pPr>
-        <w:spacing w:line="360" w:lineRule="auto" w:after="80"/>
-        <w:ind w:firstLine="420"/>
-      </w:pPr>
-      <w:r>
-        <w:rPr>
-          <w:rFonts w:ascii="宋体" w:hAnsi="宋体" w:eastAsia="宋体"/>
-          <w:b w:val="0"/>
-          <w:sz w:val="21"/>
-        </w:rPr>
-        <w:t>机器狗在首个检测点 S_1 对一个全向干扰源获得 direction 结果后，需要选择第二检测点 S_2。S_2 应尽量使两次示向度形成优良交会，同时提高再次接收机会，并控制移动时间和圆域边界风险。要求给出第二检测点选择原则和候选区域。</w:t>
-      </w:r>
-    </w:p>
-    <w:p>
-      <w:pPr>
-        <w:pStyle w:val="Heading1"/>
-        <w:spacing w:before="200" w:after="100"/>
-      </w:pPr>
-      <w:r>
-        <w:rPr>
-          <w:rFonts w:ascii="黑体" w:hAnsi="黑体" w:eastAsia="黑体"/>
-          <w:b/>
-          <w:sz w:val="30"/>
-        </w:rPr>
-        <w:t>二 问题分析</w:t>
-      </w:r>
-    </w:p>
-    <w:p>
-      <w:pPr>
-        <w:spacing w:line="360" w:lineRule="auto" w:after="80"/>
-        <w:ind w:firstLine="420"/>
-      </w:pPr>
-      <w:r>
-        <w:rPr>
-          <w:rFonts w:ascii="宋体" w:hAnsi="宋体" w:eastAsia="宋体"/>
-          <w:b w:val="0"/>
-          <w:sz w:val="21"/>
-        </w:rPr>
-        <w:t>首次 direction 给出带 ±1° 误差的方向约束，以及目标距 S_1 大于 5 m、至多 1500 m 的上界；它不意味着距离必在 1000 至 1500 m。过近会使交会角过小而放大误差，过远会增加移动成本或失去接收机会。因此应预测定位精度、接收可靠性和时间成本后综合择优。</w:t>
+        <w:t>问题1的纯 AOA 半平面交不作为数值结果输入；问题2只复用角度误差带构造方法，并在本问独立加入源分布、首次 direction 距离和接收规则。</w:t>
       </w:r>
     </w:p>
     <w:tbl>
@@ -134,49 +52,59 @@
         <w:tblLook w:firstColumn="1" w:firstRow="1" w:lastColumn="0" w:lastRow="0" w:noHBand="0" w:noVBand="1" w:val="04A0"/>
       </w:tblPr>
       <w:tblGrid>
-        <w:gridCol w:w="4533"/>
-        <w:gridCol w:w="4533"/>
+        <w:gridCol w:w="3173"/>
+        <w:gridCol w:w="3173"/>
+        <w:gridCol w:w="3173"/>
       </w:tblGrid>
       <w:tr>
         <w:tc>
           <w:tcPr>
-            <w:tcW w:type="dxa" w:w="4533"/>
-            <w:shd w:fill="1F4E78"/>
+            <w:tcW w:type="dxa" w:w="3173"/>
+            <w:vAlign w:val="center"/>
+            <w:shd w:fill="17365D"/>
           </w:tcPr>
           <w:p>
-            <w:pPr>
-              <w:jc w:val="center"/>
-            </w:pPr>
-            <w:r/>
             <w:r>
               <w:rPr>
-                <w:rFonts w:ascii="宋体" w:hAnsi="宋体" w:eastAsia="宋体"/>
+                <w:rFonts w:ascii="Microsoft YaHei" w:hAnsi="Microsoft YaHei" w:eastAsia="Microsoft YaHei"/>
                 <w:b/>
                 <w:color w:val="FFFFFF"/>
-                <w:sz w:val="18"/>
               </w:rPr>
-              <w:t>问题1输出</w:t>
+              <w:t>数据</w:t>
             </w:r>
           </w:p>
         </w:tc>
         <w:tc>
           <w:tcPr>
-            <w:tcW w:type="dxa" w:w="4533"/>
-            <w:shd w:fill="1F4E78"/>
+            <w:tcW w:type="dxa" w:w="3173"/>
+            <w:vAlign w:val="center"/>
+            <w:shd w:fill="17365D"/>
           </w:tcPr>
           <w:p>
-            <w:pPr>
-              <w:jc w:val="center"/>
-            </w:pPr>
-            <w:r/>
             <w:r>
               <w:rPr>
-                <w:rFonts w:ascii="宋体" w:hAnsi="宋体" w:eastAsia="宋体"/>
+                <w:rFonts w:ascii="Microsoft YaHei" w:hAnsi="Microsoft YaHei" w:eastAsia="Microsoft YaHei"/>
                 <w:b/>
                 <w:color w:val="FFFFFF"/>
-                <w:sz w:val="18"/>
               </w:rPr>
-              <w:t>问题2调用方式</w:t>
+              <w:t>符号</w:t>
+            </w:r>
+          </w:p>
+        </w:tc>
+        <w:tc>
+          <w:tcPr>
+            <w:tcW w:type="dxa" w:w="3173"/>
+            <w:vAlign w:val="center"/>
+            <w:shd w:fill="17365D"/>
+          </w:tcPr>
+          <w:p>
+            <w:r>
+              <w:rPr>
+                <w:rFonts w:ascii="Microsoft YaHei" w:hAnsi="Microsoft YaHei" w:eastAsia="Microsoft YaHei"/>
+                <w:b/>
+                <w:color w:val="FFFFFF"/>
+              </w:rPr>
+              <w:t>作用</w:t>
             </w:r>
           </w:p>
         </w:tc>
@@ -184,41 +112,49 @@
       <w:tr>
         <w:tc>
           <w:tcPr>
-            <w:tcW w:type="dxa" w:w="4533"/>
+            <w:tcW w:type="dxa" w:w="3173"/>
+            <w:vAlign w:val="center"/>
+            <w:shd w:fill="EAF2F8"/>
           </w:tcPr>
           <w:p>
-            <w:pPr>
-              <w:spacing w:line="276" w:lineRule="auto"/>
-              <w:jc w:val="center"/>
-            </w:pPr>
-            <w:r/>
             <w:r>
               <w:rPr>
-                <w:rFonts w:ascii="宋体" w:hAnsi="宋体" w:eastAsia="宋体"/>
+                <w:rFonts w:ascii="Microsoft YaHei" w:hAnsi="Microsoft YaHei" w:eastAsia="Microsoft YaHei"/>
                 <w:b w:val="0"/>
-                <w:sz w:val="17"/>
               </w:rPr>
-              <w:t>纯 AOA 交会域 P_AOA</w:t>
+              <w:t>首测点与示向度</w:t>
             </w:r>
           </w:p>
         </w:tc>
         <w:tc>
           <w:tcPr>
-            <w:tcW w:type="dxa" w:w="4533"/>
+            <w:tcW w:type="dxa" w:w="3173"/>
+            <w:vAlign w:val="center"/>
+            <w:shd w:fill="EAF2F8"/>
           </w:tcPr>
           <w:p>
-            <w:pPr>
-              <w:spacing w:line="276" w:lineRule="auto"/>
-              <w:jc w:val="left"/>
-            </w:pPr>
-            <w:r/>
             <w:r>
               <w:rPr>
-                <w:rFonts w:ascii="宋体" w:hAnsi="宋体" w:eastAsia="宋体"/>
+                <w:rFonts w:ascii="Microsoft YaHei" w:hAnsi="Microsoft YaHei" w:eastAsia="Microsoft YaHei"/>
                 <w:b w:val="0"/>
-                <w:sz w:val="17"/>
               </w:rPr>
-              <w:t>仅由角度带半平面求交；保留问题1的纯几何口径</w:t>
+              <w:t>S1, theta1</w:t>
+            </w:r>
+          </w:p>
+        </w:tc>
+        <w:tc>
+          <w:tcPr>
+            <w:tcW w:type="dxa" w:w="3173"/>
+            <w:vAlign w:val="center"/>
+            <w:shd w:fill="EAF2F8"/>
+          </w:tcPr>
+          <w:p>
+            <w:r>
+              <w:rPr>
+                <w:rFonts w:ascii="Microsoft YaHei" w:hAnsi="Microsoft YaHei" w:eastAsia="Microsoft YaHei"/>
+                <w:b w:val="0"/>
+              </w:rPr>
+              <w:t>构造首测角度带与移动起点</w:t>
             </w:r>
           </w:p>
         </w:tc>
@@ -226,43 +162,46 @@
       <w:tr>
         <w:tc>
           <w:tcPr>
-            <w:tcW w:type="dxa" w:w="4533"/>
-            <w:shd w:fill="EAF2F8"/>
+            <w:tcW w:type="dxa" w:w="3173"/>
+            <w:vAlign w:val="center"/>
           </w:tcPr>
           <w:p>
-            <w:pPr>
-              <w:spacing w:line="276" w:lineRule="auto"/>
-              <w:jc w:val="center"/>
-            </w:pPr>
-            <w:r/>
             <w:r>
               <w:rPr>
-                <w:rFonts w:ascii="宋体" w:hAnsi="宋体" w:eastAsia="宋体"/>
+                <w:rFonts w:ascii="Microsoft YaHei" w:hAnsi="Microsoft YaHei" w:eastAsia="Microsoft YaHei"/>
                 <w:b w:val="0"/>
-                <w:sz w:val="17"/>
               </w:rPr>
-              <w:t>物理可行域 P_phys</w:t>
+              <w:t>示向度误差</w:t>
             </w:r>
           </w:p>
         </w:tc>
         <w:tc>
           <w:tcPr>
-            <w:tcW w:type="dxa" w:w="4533"/>
-            <w:shd w:fill="EAF2F8"/>
+            <w:tcW w:type="dxa" w:w="3173"/>
+            <w:vAlign w:val="center"/>
           </w:tcPr>
           <w:p>
-            <w:pPr>
-              <w:spacing w:line="276" w:lineRule="auto"/>
-              <w:jc w:val="left"/>
-            </w:pPr>
-            <w:r/>
             <w:r>
               <w:rPr>
-                <w:rFonts w:ascii="宋体" w:hAnsi="宋体" w:eastAsia="宋体"/>
+                <w:rFonts w:ascii="Microsoft YaHei" w:hAnsi="Microsoft YaHei" w:eastAsia="Microsoft YaHei"/>
                 <w:b w:val="0"/>
-                <w:sz w:val="17"/>
               </w:rPr>
-              <w:t>问题2将 P_AOA 与半径1800m作业圆相交后得到，用于候选点与接收评价</w:t>
+              <w:t>epsilon=1 degree</w:t>
+            </w:r>
+          </w:p>
+        </w:tc>
+        <w:tc>
+          <w:tcPr>
+            <w:tcW w:type="dxa" w:w="3173"/>
+            <w:vAlign w:val="center"/>
+          </w:tcPr>
+          <w:p>
+            <w:r>
+              <w:rPr>
+                <w:rFonts w:ascii="Microsoft YaHei" w:hAnsi="Microsoft YaHei" w:eastAsia="Microsoft YaHei"/>
+                <w:b w:val="0"/>
+              </w:rPr>
+              <w:t>两次测向的有界误差</w:t>
             </w:r>
           </w:p>
         </w:tc>
@@ -270,41 +209,49 @@
       <w:tr>
         <w:tc>
           <w:tcPr>
-            <w:tcW w:type="dxa" w:w="4533"/>
+            <w:tcW w:type="dxa" w:w="3173"/>
+            <w:vAlign w:val="center"/>
+            <w:shd w:fill="EAF2F8"/>
           </w:tcPr>
           <w:p>
-            <w:pPr>
-              <w:spacing w:line="276" w:lineRule="auto"/>
-              <w:jc w:val="center"/>
-            </w:pPr>
-            <w:r/>
             <w:r>
               <w:rPr>
-                <w:rFonts w:ascii="宋体" w:hAnsi="宋体" w:eastAsia="宋体"/>
+                <w:rFonts w:ascii="Microsoft YaHei" w:hAnsi="Microsoft YaHei" w:eastAsia="Microsoft YaHei"/>
                 <w:b w:val="0"/>
-                <w:sz w:val="17"/>
               </w:rPr>
-              <w:t>区域直径 D_P</w:t>
+              <w:t>源位置范围</w:t>
             </w:r>
           </w:p>
         </w:tc>
         <w:tc>
           <w:tcPr>
-            <w:tcW w:type="dxa" w:w="4533"/>
+            <w:tcW w:type="dxa" w:w="3173"/>
+            <w:vAlign w:val="center"/>
+            <w:shd w:fill="EAF2F8"/>
           </w:tcPr>
           <w:p>
-            <w:pPr>
-              <w:spacing w:line="276" w:lineRule="auto"/>
-              <w:jc w:val="left"/>
-            </w:pPr>
-            <w:r/>
             <w:r>
               <w:rPr>
-                <w:rFonts w:ascii="宋体" w:hAnsi="宋体" w:eastAsia="宋体"/>
+                <w:rFonts w:ascii="Microsoft YaHei" w:hAnsi="Microsoft YaHei" w:eastAsia="Microsoft YaHei"/>
                 <w:b w:val="0"/>
-                <w:sz w:val="17"/>
               </w:rPr>
-              <w:t>评价候选第二点的预期不确定性收缩</w:t>
+              <w:t>||G||&lt;=1800 m</w:t>
+            </w:r>
+          </w:p>
+        </w:tc>
+        <w:tc>
+          <w:tcPr>
+            <w:tcW w:type="dxa" w:w="3173"/>
+            <w:vAlign w:val="center"/>
+            <w:shd w:fill="EAF2F8"/>
+          </w:tcPr>
+          <w:p>
+            <w:r>
+              <w:rPr>
+                <w:rFonts w:ascii="Microsoft YaHei" w:hAnsi="Microsoft YaHei" w:eastAsia="Microsoft YaHei"/>
+                <w:b w:val="0"/>
+              </w:rPr>
+              <w:t>限制干扰源，不限制机器狗</w:t>
             </w:r>
           </w:p>
         </w:tc>
@@ -312,43 +259,143 @@
       <w:tr>
         <w:tc>
           <w:tcPr>
-            <w:tcW w:type="dxa" w:w="4533"/>
-            <w:shd w:fill="EAF2F8"/>
+            <w:tcW w:type="dxa" w:w="3173"/>
+            <w:vAlign w:val="center"/>
           </w:tcPr>
           <w:p>
-            <w:pPr>
-              <w:spacing w:line="276" w:lineRule="auto"/>
-              <w:jc w:val="center"/>
-            </w:pPr>
-            <w:r/>
             <w:r>
               <w:rPr>
-                <w:rFonts w:ascii="宋体" w:hAnsi="宋体" w:eastAsia="宋体"/>
+                <w:rFonts w:ascii="Microsoft YaHei" w:hAnsi="Microsoft YaHei" w:eastAsia="Microsoft YaHei"/>
                 <w:b w:val="0"/>
-                <w:sz w:val="17"/>
               </w:rPr>
-              <w:t>最小外接圆 R_mec</w:t>
+              <w:t>首次 direction</w:t>
             </w:r>
           </w:p>
         </w:tc>
         <w:tc>
           <w:tcPr>
-            <w:tcW w:type="dxa" w:w="4533"/>
+            <w:tcW w:type="dxa" w:w="3173"/>
+            <w:vAlign w:val="center"/>
+          </w:tcPr>
+          <w:p>
+            <w:r>
+              <w:rPr>
+                <w:rFonts w:ascii="Microsoft YaHei" w:hAnsi="Microsoft YaHei" w:eastAsia="Microsoft YaHei"/>
+                <w:b w:val="0"/>
+              </w:rPr>
+              <w:t>5&lt;||G-S1||&lt;=1500 m</w:t>
+            </w:r>
+          </w:p>
+        </w:tc>
+        <w:tc>
+          <w:tcPr>
+            <w:tcW w:type="dxa" w:w="3173"/>
+            <w:vAlign w:val="center"/>
+          </w:tcPr>
+          <w:p>
+            <w:r>
+              <w:rPr>
+                <w:rFonts w:ascii="Microsoft YaHei" w:hAnsi="Microsoft YaHei" w:eastAsia="Microsoft YaHei"/>
+                <w:b w:val="0"/>
+              </w:rPr>
+              <w:t>构造 A1</w:t>
+            </w:r>
+          </w:p>
+        </w:tc>
+      </w:tr>
+      <w:tr>
+        <w:tc>
+          <w:tcPr>
+            <w:tcW w:type="dxa" w:w="3173"/>
+            <w:vAlign w:val="center"/>
             <w:shd w:fill="EAF2F8"/>
           </w:tcPr>
           <w:p>
-            <w:pPr>
-              <w:spacing w:line="276" w:lineRule="auto"/>
-              <w:jc w:val="left"/>
-            </w:pPr>
-            <w:r/>
             <w:r>
               <w:rPr>
-                <w:rFonts w:ascii="宋体" w:hAnsi="宋体" w:eastAsia="宋体"/>
+                <w:rFonts w:ascii="Microsoft YaHei" w:hAnsi="Microsoft YaHei" w:eastAsia="Microsoft YaHei"/>
                 <w:b w:val="0"/>
-                <w:sz w:val="17"/>
               </w:rPr>
-              <w:t>判断二次观测后是否接近可清除精度</w:t>
+              <w:t>接收半径</w:t>
+            </w:r>
+          </w:p>
+        </w:tc>
+        <w:tc>
+          <w:tcPr>
+            <w:tcW w:type="dxa" w:w="3173"/>
+            <w:vAlign w:val="center"/>
+            <w:shd w:fill="EAF2F8"/>
+          </w:tcPr>
+          <w:p>
+            <w:r>
+              <w:rPr>
+                <w:rFonts w:ascii="Microsoft YaHei" w:hAnsi="Microsoft YaHei" w:eastAsia="Microsoft YaHei"/>
+                <w:b w:val="0"/>
+              </w:rPr>
+              <w:t>r in [1000,1500] m</w:t>
+            </w:r>
+          </w:p>
+        </w:tc>
+        <w:tc>
+          <w:tcPr>
+            <w:tcW w:type="dxa" w:w="3173"/>
+            <w:vAlign w:val="center"/>
+            <w:shd w:fill="EAF2F8"/>
+          </w:tcPr>
+          <w:p>
+            <w:r>
+              <w:rPr>
+                <w:rFonts w:ascii="Microsoft YaHei" w:hAnsi="Microsoft YaHei" w:eastAsia="Microsoft YaHei"/>
+                <w:b w:val="0"/>
+              </w:rPr>
+              <w:t>1000 m 是保证接收半径</w:t>
+            </w:r>
+          </w:p>
+        </w:tc>
+      </w:tr>
+      <w:tr>
+        <w:tc>
+          <w:tcPr>
+            <w:tcW w:type="dxa" w:w="3173"/>
+            <w:vAlign w:val="center"/>
+          </w:tcPr>
+          <w:p>
+            <w:r>
+              <w:rPr>
+                <w:rFonts w:ascii="Microsoft YaHei" w:hAnsi="Microsoft YaHei" w:eastAsia="Microsoft YaHei"/>
+                <w:b w:val="0"/>
+              </w:rPr>
+              <w:t>速度与清除阈值</w:t>
+            </w:r>
+          </w:p>
+        </w:tc>
+        <w:tc>
+          <w:tcPr>
+            <w:tcW w:type="dxa" w:w="3173"/>
+            <w:vAlign w:val="center"/>
+          </w:tcPr>
+          <w:p>
+            <w:r>
+              <w:rPr>
+                <w:rFonts w:ascii="Microsoft YaHei" w:hAnsi="Microsoft YaHei" w:eastAsia="Microsoft YaHei"/>
+                <w:b w:val="0"/>
+              </w:rPr>
+              <w:t>v=5 m/s, MEC&lt;=20 m</w:t>
+            </w:r>
+          </w:p>
+        </w:tc>
+        <w:tc>
+          <w:tcPr>
+            <w:tcW w:type="dxa" w:w="3173"/>
+            <w:vAlign w:val="center"/>
+          </w:tcPr>
+          <w:p>
+            <w:r>
+              <w:rPr>
+                <w:rFonts w:ascii="Microsoft YaHei" w:hAnsi="Microsoft YaHei" w:eastAsia="Microsoft YaHei"/>
+                <w:b w:val="0"/>
+              </w:rPr>
+              <w:t>时间计算与清除判据</w:t>
             </w:r>
           </w:p>
         </w:tc>
@@ -358,15 +405,69 @@
     <w:p>
       <w:pPr>
         <w:pStyle w:val="Heading1"/>
-        <w:spacing w:before="200" w:after="100"/>
+      </w:pPr>
+      <w:r>
+        <w:t>2 首测物理可行域 A1</w:t>
+      </w:r>
+    </w:p>
+    <w:p>
+      <w:pPr>
+        <w:spacing w:after="120"/>
       </w:pPr>
       <w:r>
         <w:rPr>
-          <w:rFonts w:ascii="黑体" w:hAnsi="黑体" w:eastAsia="黑体"/>
-          <w:b/>
-          <w:sz w:val="30"/>
+          <w:rFonts w:ascii="Microsoft YaHei" w:hAnsi="Microsoft YaHei" w:eastAsia="Microsoft YaHei"/>
         </w:rPr>
-        <w:t>三 模型假设</w:t>
+        <w:t>A1 = {G: |wrap(theta(G,S1)-theta1)|&lt;=1 degree, ||G||&lt;=1800, 5&lt;||G-S1||&lt;=1500}。首次 direction 不代表已经定位成功，也不能增加 ||G-S1||&gt;=1000 的错误约束。</w:t>
+      </w:r>
+    </w:p>
+    <w:p>
+      <w:pPr>
+        <w:spacing w:after="120"/>
+      </w:pPr>
+      <w:r>
+        <w:rPr>
+          <w:rFonts w:ascii="Microsoft YaHei" w:hAnsi="Microsoft YaHei" w:eastAsia="Microsoft YaHei"/>
+        </w:rPr>
+        <w:t>在 A1 内作均匀面积近似采样，样本既用于几何与接收指标的期望估计，也用于离线回放；5m 内孔在样本判定中严格排除。</w:t>
+      </w:r>
+    </w:p>
+    <w:p>
+      <w:pPr>
+        <w:pStyle w:val="Heading1"/>
+      </w:pPr>
+      <w:r>
+        <w:t>3 两阶段候选点搜索</w:t>
+      </w:r>
+    </w:p>
+    <w:p>
+      <w:pPr>
+        <w:spacing w:after="120"/>
+      </w:pPr>
+      <w:r>
+        <w:rPr>
+          <w:rFonts w:ascii="Microsoft YaHei" w:hAnsi="Microsoft YaHei" w:eastAsia="Microsoft YaHei"/>
+        </w:rPr>
+        <w:t>粗网格 C 以 S1 为圆心枚举距离与方位，目的仅是识别全局高分中心。保留前两个中心后，在距离和方位邻域内生成局部加密候选集 C_ref。最终的归一化、评分、候选区域和执行点只能在 C_ref 内计算。</w:t>
+      </w:r>
+    </w:p>
+    <w:p>
+      <w:pPr>
+        <w:spacing w:after="120"/>
+      </w:pPr>
+      <w:r>
+        <w:rPr>
+          <w:rFonts w:ascii="Microsoft YaHei" w:hAnsi="Microsoft YaHei" w:eastAsia="Microsoft YaHei"/>
+        </w:rPr>
+        <w:t>候选点不与 ||S2||&lt;=1800 相交；1800m 圆只约束源位置。规划距离上限 1800m 是计算搜索半径，不是机器狗禁区。</w:t>
+      </w:r>
+    </w:p>
+    <w:p>
+      <w:pPr>
+        <w:pStyle w:val="Heading1"/>
+      </w:pPr>
+      <w:r>
+        <w:t>4 四指标与归一化评分</w:t>
       </w:r>
     </w:p>
     <w:tbl>
@@ -377,71 +478,59 @@
         <w:tblLook w:firstColumn="1" w:firstRow="1" w:lastColumn="0" w:lastRow="0" w:noHBand="0" w:noVBand="1" w:val="04A0"/>
       </w:tblPr>
       <w:tblGrid>
-        <w:gridCol w:w="3022"/>
-        <w:gridCol w:w="3022"/>
-        <w:gridCol w:w="3022"/>
+        <w:gridCol w:w="3173"/>
+        <w:gridCol w:w="3173"/>
+        <w:gridCol w:w="3173"/>
       </w:tblGrid>
       <w:tr>
         <w:tc>
           <w:tcPr>
-            <w:tcW w:type="dxa" w:w="3022"/>
-            <w:shd w:fill="1F4E78"/>
+            <w:tcW w:type="dxa" w:w="3173"/>
+            <w:vAlign w:val="center"/>
+            <w:shd w:fill="17365D"/>
           </w:tcPr>
           <w:p>
-            <w:pPr>
-              <w:jc w:val="center"/>
-            </w:pPr>
-            <w:r/>
             <w:r>
               <w:rPr>
-                <w:rFonts w:ascii="宋体" w:hAnsi="宋体" w:eastAsia="宋体"/>
+                <w:rFonts w:ascii="Microsoft YaHei" w:hAnsi="Microsoft YaHei" w:eastAsia="Microsoft YaHei"/>
                 <w:b/>
                 <w:color w:val="FFFFFF"/>
-                <w:sz w:val="18"/>
               </w:rPr>
-              <w:t>编号</w:t>
+              <w:t>指标</w:t>
             </w:r>
           </w:p>
         </w:tc>
         <w:tc>
           <w:tcPr>
-            <w:tcW w:type="dxa" w:w="3022"/>
-            <w:shd w:fill="1F4E78"/>
+            <w:tcW w:type="dxa" w:w="3173"/>
+            <w:vAlign w:val="center"/>
+            <w:shd w:fill="17365D"/>
           </w:tcPr>
           <w:p>
-            <w:pPr>
-              <w:jc w:val="center"/>
-            </w:pPr>
-            <w:r/>
             <w:r>
               <w:rPr>
-                <w:rFonts w:ascii="宋体" w:hAnsi="宋体" w:eastAsia="宋体"/>
+                <w:rFonts w:ascii="Microsoft YaHei" w:hAnsi="Microsoft YaHei" w:eastAsia="Microsoft YaHei"/>
                 <w:b/>
                 <w:color w:val="FFFFFF"/>
-                <w:sz w:val="18"/>
               </w:rPr>
-              <w:t>假设内容</w:t>
+              <w:t>计算口径</w:t>
             </w:r>
           </w:p>
         </w:tc>
         <w:tc>
           <w:tcPr>
-            <w:tcW w:type="dxa" w:w="3022"/>
-            <w:shd w:fill="1F4E78"/>
+            <w:tcW w:type="dxa" w:w="3173"/>
+            <w:vAlign w:val="center"/>
+            <w:shd w:fill="17365D"/>
           </w:tcPr>
           <w:p>
-            <w:pPr>
-              <w:jc w:val="center"/>
-            </w:pPr>
-            <w:r/>
             <w:r>
               <w:rPr>
-                <w:rFonts w:ascii="宋体" w:hAnsi="宋体" w:eastAsia="宋体"/>
+                <w:rFonts w:ascii="Microsoft YaHei" w:hAnsi="Microsoft YaHei" w:eastAsia="Microsoft YaHei"/>
                 <w:b/>
                 <w:color w:val="FFFFFF"/>
-                <w:sz w:val="18"/>
               </w:rPr>
-              <w:t>依据与影响</w:t>
+              <w:t>偏好</w:t>
             </w:r>
           </w:p>
         </w:tc>
@@ -449,61 +538,49 @@
       <w:tr>
         <w:tc>
           <w:tcPr>
-            <w:tcW w:type="dxa" w:w="3022"/>
+            <w:tcW w:type="dxa" w:w="3173"/>
+            <w:vAlign w:val="center"/>
+            <w:shd w:fill="EAF2F8"/>
           </w:tcPr>
           <w:p>
-            <w:pPr>
-              <w:spacing w:line="276" w:lineRule="auto"/>
-              <w:jc w:val="center"/>
-            </w:pPr>
-            <w:r/>
             <w:r>
               <w:rPr>
-                <w:rFonts w:ascii="宋体" w:hAnsi="宋体" w:eastAsia="宋体"/>
+                <w:rFonts w:ascii="Microsoft YaHei" w:hAnsi="Microsoft YaHei" w:eastAsia="Microsoft YaHei"/>
                 <w:b w:val="0"/>
-                <w:sz w:val="17"/>
               </w:rPr>
-              <w:t>H1</w:t>
+              <w:t>几何质量 Qgeo</w:t>
             </w:r>
           </w:p>
         </w:tc>
         <w:tc>
           <w:tcPr>
-            <w:tcW w:type="dxa" w:w="3022"/>
+            <w:tcW w:type="dxa" w:w="3173"/>
+            <w:vAlign w:val="center"/>
+            <w:shd w:fill="EAF2F8"/>
           </w:tcPr>
           <w:p>
-            <w:pPr>
-              <w:spacing w:line="276" w:lineRule="auto"/>
-              <w:jc w:val="left"/>
-            </w:pPr>
-            <w:r/>
             <w:r>
               <w:rPr>
-                <w:rFonts w:ascii="宋体" w:hAnsi="宋体" w:eastAsia="宋体"/>
+                <w:rFonts w:ascii="Microsoft YaHei" w:hAnsi="Microsoft YaHei" w:eastAsia="Microsoft YaHei"/>
                 <w:b w:val="0"/>
-                <w:sz w:val="17"/>
               </w:rPr>
-              <w:t>本问对象为全向源。</w:t>
+              <w:t>样本交会角 sin²(alpha) 的均值</w:t>
             </w:r>
           </w:p>
         </w:tc>
         <w:tc>
           <w:tcPr>
-            <w:tcW w:type="dxa" w:w="3022"/>
+            <w:tcW w:type="dxa" w:w="3173"/>
+            <w:vAlign w:val="center"/>
+            <w:shd w:fill="EAF2F8"/>
           </w:tcPr>
           <w:p>
-            <w:pPr>
-              <w:spacing w:line="276" w:lineRule="auto"/>
-              <w:jc w:val="left"/>
-            </w:pPr>
-            <w:r/>
             <w:r>
               <w:rPr>
-                <w:rFonts w:ascii="宋体" w:hAnsi="宋体" w:eastAsia="宋体"/>
+                <w:rFonts w:ascii="Microsoft YaHei" w:hAnsi="Microsoft YaHei" w:eastAsia="Microsoft YaHei"/>
                 <w:b w:val="0"/>
-                <w:sz w:val="17"/>
               </w:rPr>
-              <w:t>题目限定；接收范围可视作未知半径圆。</w:t>
+              <w:t>越大越好</w:t>
             </w:r>
           </w:p>
         </w:tc>
@@ -511,64 +588,46 @@
       <w:tr>
         <w:tc>
           <w:tcPr>
-            <w:tcW w:type="dxa" w:w="3022"/>
-            <w:shd w:fill="EAF2F8"/>
+            <w:tcW w:type="dxa" w:w="3173"/>
+            <w:vAlign w:val="center"/>
           </w:tcPr>
           <w:p>
-            <w:pPr>
-              <w:spacing w:line="276" w:lineRule="auto"/>
-              <w:jc w:val="center"/>
-            </w:pPr>
-            <w:r/>
             <w:r>
               <w:rPr>
-                <w:rFonts w:ascii="宋体" w:hAnsi="宋体" w:eastAsia="宋体"/>
+                <w:rFonts w:ascii="Microsoft YaHei" w:hAnsi="Microsoft YaHei" w:eastAsia="Microsoft YaHei"/>
                 <w:b w:val="0"/>
-                <w:sz w:val="17"/>
               </w:rPr>
-              <w:t>H2</w:t>
+              <w:t>保证接收 Prec</w:t>
             </w:r>
           </w:p>
         </w:tc>
         <w:tc>
           <w:tcPr>
-            <w:tcW w:type="dxa" w:w="3022"/>
-            <w:shd w:fill="EAF2F8"/>
+            <w:tcW w:type="dxa" w:w="3173"/>
+            <w:vAlign w:val="center"/>
           </w:tcPr>
           <w:p>
-            <w:pPr>
-              <w:spacing w:line="276" w:lineRule="auto"/>
-              <w:jc w:val="left"/>
-            </w:pPr>
-            <w:r/>
             <w:r>
               <w:rPr>
-                <w:rFonts w:ascii="宋体" w:hAnsi="宋体" w:eastAsia="宋体"/>
+                <w:rFonts w:ascii="Microsoft YaHei" w:hAnsi="Microsoft YaHei" w:eastAsia="Microsoft YaHei"/>
                 <w:b w:val="0"/>
-                <w:sz w:val="17"/>
               </w:rPr>
-              <w:t>有效接收半径 r_e∈[1000,1500] m。</w:t>
+              <w:t>||Gj-S2||&lt;=1000m 的样本比例</w:t>
             </w:r>
           </w:p>
         </w:tc>
         <w:tc>
           <w:tcPr>
-            <w:tcW w:type="dxa" w:w="3022"/>
-            <w:shd w:fill="EAF2F8"/>
+            <w:tcW w:type="dxa" w:w="3173"/>
+            <w:vAlign w:val="center"/>
           </w:tcPr>
           <w:p>
-            <w:pPr>
-              <w:spacing w:line="276" w:lineRule="auto"/>
-              <w:jc w:val="left"/>
-            </w:pPr>
-            <w:r/>
             <w:r>
               <w:rPr>
-                <w:rFonts w:ascii="宋体" w:hAnsi="宋体" w:eastAsia="宋体"/>
+                <w:rFonts w:ascii="Microsoft YaHei" w:hAnsi="Microsoft YaHei" w:eastAsia="Microsoft YaHei"/>
                 <w:b w:val="0"/>
-                <w:sz w:val="17"/>
               </w:rPr>
-              <w:t>题设区间；用于保守接收评价。</w:t>
+              <w:t>越大越好</w:t>
             </w:r>
           </w:p>
         </w:tc>
@@ -576,61 +635,49 @@
       <w:tr>
         <w:tc>
           <w:tcPr>
-            <w:tcW w:type="dxa" w:w="3022"/>
+            <w:tcW w:type="dxa" w:w="3173"/>
+            <w:vAlign w:val="center"/>
+            <w:shd w:fill="EAF2F8"/>
           </w:tcPr>
           <w:p>
-            <w:pPr>
-              <w:spacing w:line="276" w:lineRule="auto"/>
-              <w:jc w:val="center"/>
-            </w:pPr>
-            <w:r/>
             <w:r>
               <w:rPr>
-                <w:rFonts w:ascii="宋体" w:hAnsi="宋体" w:eastAsia="宋体"/>
+                <w:rFonts w:ascii="Microsoft YaHei" w:hAnsi="Microsoft YaHei" w:eastAsia="Microsoft YaHei"/>
                 <w:b w:val="0"/>
-                <w:sz w:val="17"/>
               </w:rPr>
-              <w:t>H3</w:t>
+              <w:t>移动时间 Tmove</w:t>
             </w:r>
           </w:p>
         </w:tc>
         <w:tc>
           <w:tcPr>
-            <w:tcW w:type="dxa" w:w="3022"/>
+            <w:tcW w:type="dxa" w:w="3173"/>
+            <w:vAlign w:val="center"/>
+            <w:shd w:fill="EAF2F8"/>
           </w:tcPr>
           <w:p>
-            <w:pPr>
-              <w:spacing w:line="276" w:lineRule="auto"/>
-              <w:jc w:val="left"/>
-            </w:pPr>
-            <w:r/>
             <w:r>
               <w:rPr>
-                <w:rFonts w:ascii="宋体" w:hAnsi="宋体" w:eastAsia="宋体"/>
+                <w:rFonts w:ascii="Microsoft YaHei" w:hAnsi="Microsoft YaHei" w:eastAsia="Microsoft YaHei"/>
                 <w:b w:val="0"/>
-                <w:sz w:val="17"/>
               </w:rPr>
-              <w:t>候选第二点位于作业圆盘内。</w:t>
+              <w:t>||S2-S1||/5</w:t>
             </w:r>
           </w:p>
         </w:tc>
         <w:tc>
           <w:tcPr>
-            <w:tcW w:type="dxa" w:w="3022"/>
+            <w:tcW w:type="dxa" w:w="3173"/>
+            <w:vAlign w:val="center"/>
+            <w:shd w:fill="EAF2F8"/>
           </w:tcPr>
           <w:p>
-            <w:pPr>
-              <w:spacing w:line="276" w:lineRule="auto"/>
-              <w:jc w:val="left"/>
-            </w:pPr>
-            <w:r/>
             <w:r>
               <w:rPr>
-                <w:rFonts w:ascii="宋体" w:hAnsi="宋体" w:eastAsia="宋体"/>
+                <w:rFonts w:ascii="Microsoft YaHei" w:hAnsi="Microsoft YaHei" w:eastAsia="Microsoft YaHei"/>
                 <w:b w:val="0"/>
-                <w:sz w:val="17"/>
               </w:rPr>
-              <w:t>满足机器狗活动边界。</w:t>
+              <w:t>越小越好</w:t>
             </w:r>
           </w:p>
         </w:tc>
@@ -638,64 +685,46 @@
       <w:tr>
         <w:tc>
           <w:tcPr>
-            <w:tcW w:type="dxa" w:w="3022"/>
-            <w:shd w:fill="EAF2F8"/>
+            <w:tcW w:type="dxa" w:w="3173"/>
+            <w:vAlign w:val="center"/>
           </w:tcPr>
           <w:p>
-            <w:pPr>
-              <w:spacing w:line="276" w:lineRule="auto"/>
-              <w:jc w:val="center"/>
-            </w:pPr>
-            <w:r/>
             <w:r>
               <w:rPr>
-                <w:rFonts w:ascii="宋体" w:hAnsi="宋体" w:eastAsia="宋体"/>
+                <w:rFonts w:ascii="Microsoft YaHei" w:hAnsi="Microsoft YaHei" w:eastAsia="Microsoft YaHei"/>
                 <w:b w:val="0"/>
-                <w:sz w:val="17"/>
               </w:rPr>
-              <w:t>H4</w:t>
+              <w:t>预测半径 Rpred</w:t>
             </w:r>
           </w:p>
         </w:tc>
         <w:tc>
           <w:tcPr>
-            <w:tcW w:type="dxa" w:w="3022"/>
-            <w:shd w:fill="EAF2F8"/>
+            <w:tcW w:type="dxa" w:w="3173"/>
+            <w:vAlign w:val="center"/>
           </w:tcPr>
           <w:p>
-            <w:pPr>
-              <w:spacing w:line="276" w:lineRule="auto"/>
-              <w:jc w:val="left"/>
-            </w:pPr>
-            <w:r/>
             <w:r>
               <w:rPr>
-                <w:rFonts w:ascii="宋体" w:hAnsi="宋体" w:eastAsia="宋体"/>
+                <w:rFonts w:ascii="Microsoft YaHei" w:hAnsi="Microsoft YaHei" w:eastAsia="Microsoft YaHei"/>
                 <w:b w:val="0"/>
-                <w:sz w:val="17"/>
               </w:rPr>
-              <w:t>第二次测量仍有 ±1° 固定误差。</w:t>
+              <w:t>仅保证接收样本的 A2 MEC 平均值</w:t>
             </w:r>
           </w:p>
         </w:tc>
         <w:tc>
           <w:tcPr>
-            <w:tcW w:type="dxa" w:w="3022"/>
-            <w:shd w:fill="EAF2F8"/>
+            <w:tcW w:type="dxa" w:w="3173"/>
+            <w:vAlign w:val="center"/>
           </w:tcPr>
           <w:p>
-            <w:pPr>
-              <w:spacing w:line="276" w:lineRule="auto"/>
-              <w:jc w:val="left"/>
-            </w:pPr>
-            <w:r/>
             <w:r>
               <w:rPr>
-                <w:rFonts w:ascii="宋体" w:hAnsi="宋体" w:eastAsia="宋体"/>
+                <w:rFonts w:ascii="Microsoft YaHei" w:hAnsi="Microsoft YaHei" w:eastAsia="Microsoft YaHei"/>
                 <w:b w:val="0"/>
-                <w:sz w:val="17"/>
               </w:rPr>
-              <w:t>继承问题1；通过改变构型取信息。</w:t>
+              <w:t>越小越好</w:t>
             </w:r>
           </w:p>
         </w:tc>
@@ -704,16 +733,70 @@
     <w:p/>
     <w:p>
       <w:pPr>
-        <w:pStyle w:val="Heading1"/>
-        <w:spacing w:before="200" w:after="100"/>
+        <w:spacing w:after="120"/>
       </w:pPr>
       <w:r>
         <w:rPr>
-          <w:rFonts w:ascii="黑体" w:hAnsi="黑体" w:eastAsia="黑体"/>
-          <w:b/>
-          <w:sz w:val="30"/>
+          <w:rFonts w:ascii="Microsoft YaHei" w:hAnsi="Microsoft YaHei" w:eastAsia="Microsoft YaHei"/>
         </w:rPr>
-        <w:t>四 符号说明</w:t>
+        <w:t>对四项指标在 C_ref 上 min-max 归一化。综合评分为 J = w1 Qgeo_tilde + w2 Prec_tilde - w3 Tmove_tilde - w4 Rpred_tilde，其中 wi&gt;=0 且四项之和为1。分母为0的候选点无保证接收样本，直接淘汰。</w:t>
+      </w:r>
+    </w:p>
+    <w:p>
+      <w:pPr>
+        <w:pStyle w:val="Heading1"/>
+      </w:pPr>
+      <w:r>
+        <w:t>5 高分候选区域与执行点</w:t>
+      </w:r>
+    </w:p>
+    <w:p>
+      <w:pPr>
+        <w:spacing w:after="120"/>
+      </w:pPr>
+      <w:r>
+        <w:rPr>
+          <w:rFonts w:ascii="Microsoft YaHei" w:hAnsi="Microsoft YaHei" w:eastAsia="Microsoft YaHei"/>
+        </w:rPr>
+        <w:t>令 J* 为 C_ref 中最大评分，取 eta=0.10。定义 R_good={s in C_ref: J(s)&gt;=(1-eta)J*}。这保留对采样和观测误差更稳健的一组构型，而不是压缩为唯一峰值点。执行点为 R_good 内移动时间最短的点；时间并列时依次选预测 MEC 更小、评分更高的点。</w:t>
+      </w:r>
+    </w:p>
+    <w:p>
+      <w:pPr>
+        <w:pStyle w:val="Heading1"/>
+      </w:pPr>
+      <w:r>
+        <w:t>6 权重校准与在线闭环</w:t>
+      </w:r>
+    </w:p>
+    <w:p>
+      <w:pPr>
+        <w:spacing w:after="120"/>
+      </w:pPr>
+      <w:r>
+        <w:rPr>
+          <w:rFonts w:ascii="Microsoft YaHei" w:hAnsi="Microsoft YaHei" w:eastAsia="Microsoft YaHei"/>
+        </w:rPr>
+        <w:t>代码中的示例权重仅用于复现。论文最终权重采用外层蒙特卡洛与单纯形网格搜索：随机生成真源位置、接收半径和角度误差，以定位半径、接收失败率和总时间的加权损失选择最优稳定权重，并作各权重±10%扰动检验。</w:t>
+      </w:r>
+    </w:p>
+    <w:p>
+      <w:pPr>
+        <w:spacing w:after="120"/>
+      </w:pPr>
+      <w:r>
+        <w:rPr>
+          <w:rFonts w:ascii="Microsoft YaHei" w:hAnsi="Microsoft YaHei" w:eastAsia="Microsoft YaHei"/>
+        </w:rPr>
+        <w:t>二测返回 direction 时更新 A2=A1∩B2，MEC不超过20m才前往最小外接圆圆心附近 clear；返回 near 时直接 clear；返回 no_signal 时只排除以 S2 为圆心的1000m保证接收圆盘，不能将1000--1500m的无信号硬删除。</w:t>
+      </w:r>
+    </w:p>
+    <w:p>
+      <w:pPr>
+        <w:pStyle w:val="Heading1"/>
+      </w:pPr>
+      <w:r>
+        <w:t>7 实验设计与交付</w:t>
       </w:r>
     </w:p>
     <w:tbl>
@@ -724,71 +807,41 @@
         <w:tblLook w:firstColumn="1" w:firstRow="1" w:lastColumn="0" w:lastRow="0" w:noHBand="0" w:noVBand="1" w:val="04A0"/>
       </w:tblPr>
       <w:tblGrid>
-        <w:gridCol w:w="3022"/>
-        <w:gridCol w:w="3022"/>
-        <w:gridCol w:w="3022"/>
+        <w:gridCol w:w="4759"/>
+        <w:gridCol w:w="4759"/>
       </w:tblGrid>
       <w:tr>
         <w:tc>
           <w:tcPr>
-            <w:tcW w:type="dxa" w:w="3022"/>
-            <w:shd w:fill="1F4E78"/>
+            <w:tcW w:type="dxa" w:w="4759"/>
+            <w:vAlign w:val="center"/>
+            <w:shd w:fill="17365D"/>
           </w:tcPr>
           <w:p>
-            <w:pPr>
-              <w:jc w:val="center"/>
-            </w:pPr>
-            <w:r/>
             <w:r>
               <w:rPr>
-                <w:rFonts w:ascii="宋体" w:hAnsi="宋体" w:eastAsia="宋体"/>
+                <w:rFonts w:ascii="Microsoft YaHei" w:hAnsi="Microsoft YaHei" w:eastAsia="Microsoft YaHei"/>
                 <w:b/>
                 <w:color w:val="FFFFFF"/>
-                <w:sz w:val="18"/>
               </w:rPr>
-              <w:t>符号</w:t>
+              <w:t>检验</w:t>
             </w:r>
           </w:p>
         </w:tc>
         <w:tc>
           <w:tcPr>
-            <w:tcW w:type="dxa" w:w="3022"/>
-            <w:shd w:fill="1F4E78"/>
+            <w:tcW w:type="dxa" w:w="4759"/>
+            <w:vAlign w:val="center"/>
+            <w:shd w:fill="17365D"/>
           </w:tcPr>
           <w:p>
-            <w:pPr>
-              <w:jc w:val="center"/>
-            </w:pPr>
-            <w:r/>
             <w:r>
               <w:rPr>
-                <w:rFonts w:ascii="宋体" w:hAnsi="宋体" w:eastAsia="宋体"/>
+                <w:rFonts w:ascii="Microsoft YaHei" w:hAnsi="Microsoft YaHei" w:eastAsia="Microsoft YaHei"/>
                 <w:b/>
                 <w:color w:val="FFFFFF"/>
-                <w:sz w:val="18"/>
               </w:rPr>
-              <w:t>含义</w:t>
-            </w:r>
-          </w:p>
-        </w:tc>
-        <w:tc>
-          <w:tcPr>
-            <w:tcW w:type="dxa" w:w="3022"/>
-            <w:shd w:fill="1F4E78"/>
-          </w:tcPr>
-          <w:p>
-            <w:pPr>
-              <w:jc w:val="center"/>
-            </w:pPr>
-            <w:r/>
-            <w:r>
-              <w:rPr>
-                <w:rFonts w:ascii="宋体" w:hAnsi="宋体" w:eastAsia="宋体"/>
-                <w:b/>
-                <w:color w:val="FFFFFF"/>
-                <w:sz w:val="18"/>
-              </w:rPr>
-              <w:t>单位</w:t>
+              <w:t>输出</w:t>
             </w:r>
           </w:p>
         </w:tc>
@@ -796,61 +849,33 @@
       <w:tr>
         <w:tc>
           <w:tcPr>
-            <w:tcW w:type="dxa" w:w="3022"/>
+            <w:tcW w:type="dxa" w:w="4759"/>
+            <w:vAlign w:val="center"/>
+            <w:shd w:fill="EAF2F8"/>
           </w:tcPr>
           <w:p>
-            <w:pPr>
-              <w:spacing w:line="276" w:lineRule="auto"/>
-              <w:jc w:val="center"/>
-            </w:pPr>
-            <w:r/>
             <w:r>
               <w:rPr>
-                <w:rFonts w:ascii="宋体" w:hAnsi="宋体" w:eastAsia="宋体"/>
+                <w:rFonts w:ascii="Microsoft YaHei" w:hAnsi="Microsoft YaHei" w:eastAsia="Microsoft YaHei"/>
                 <w:b w:val="0"/>
-                <w:sz w:val="17"/>
               </w:rPr>
-              <w:t>S_1,S_2</w:t>
+              <w:t>几何与边界</w:t>
             </w:r>
           </w:p>
         </w:tc>
         <w:tc>
           <w:tcPr>
-            <w:tcW w:type="dxa" w:w="3022"/>
+            <w:tcW w:type="dxa" w:w="4759"/>
+            <w:vAlign w:val="center"/>
+            <w:shd w:fill="EAF2F8"/>
           </w:tcPr>
           <w:p>
-            <w:pPr>
-              <w:spacing w:line="276" w:lineRule="auto"/>
-              <w:jc w:val="left"/>
-            </w:pPr>
-            <w:r/>
             <w:r>
               <w:rPr>
-                <w:rFonts w:ascii="宋体" w:hAnsi="宋体" w:eastAsia="宋体"/>
+                <w:rFonts w:ascii="Microsoft YaHei" w:hAnsi="Microsoft YaHei" w:eastAsia="Microsoft YaHei"/>
                 <w:b w:val="0"/>
-                <w:sz w:val="17"/>
               </w:rPr>
-              <w:t>第一、第二检测点</w:t>
-            </w:r>
-          </w:p>
-        </w:tc>
-        <w:tc>
-          <w:tcPr>
-            <w:tcW w:type="dxa" w:w="3022"/>
-          </w:tcPr>
-          <w:p>
-            <w:pPr>
-              <w:spacing w:line="276" w:lineRule="auto"/>
-              <w:jc w:val="left"/>
-            </w:pPr>
-            <w:r/>
-            <w:r>
-              <w:rPr>
-                <w:rFonts w:ascii="宋体" w:hAnsi="宋体" w:eastAsia="宋体"/>
-                <w:b w:val="0"/>
-                <w:sz w:val="17"/>
-              </w:rPr>
-              <w:t>m</w:t>
+              <w:t>A1、A2、近平行与清除阈值边界案例</w:t>
             </w:r>
           </w:p>
         </w:tc>
@@ -858,64 +883,31 @@
       <w:tr>
         <w:tc>
           <w:tcPr>
-            <w:tcW w:type="dxa" w:w="3022"/>
-            <w:shd w:fill="EAF2F8"/>
+            <w:tcW w:type="dxa" w:w="4759"/>
+            <w:vAlign w:val="center"/>
           </w:tcPr>
           <w:p>
-            <w:pPr>
-              <w:spacing w:line="276" w:lineRule="auto"/>
-              <w:jc w:val="center"/>
-            </w:pPr>
-            <w:r/>
             <w:r>
               <w:rPr>
-                <w:rFonts w:ascii="宋体" w:hAnsi="宋体" w:eastAsia="宋体"/>
+                <w:rFonts w:ascii="Microsoft YaHei" w:hAnsi="Microsoft YaHei" w:eastAsia="Microsoft YaHei"/>
                 <w:b w:val="0"/>
-                <w:sz w:val="17"/>
               </w:rPr>
-              <w:t>P_AOA</w:t>
+              <w:t>接收逻辑</w:t>
             </w:r>
           </w:p>
         </w:tc>
         <w:tc>
           <w:tcPr>
-            <w:tcW w:type="dxa" w:w="3022"/>
-            <w:shd w:fill="EAF2F8"/>
+            <w:tcW w:type="dxa" w:w="4759"/>
+            <w:vAlign w:val="center"/>
           </w:tcPr>
           <w:p>
-            <w:pPr>
-              <w:spacing w:line="276" w:lineRule="auto"/>
-              <w:jc w:val="left"/>
-            </w:pPr>
-            <w:r/>
             <w:r>
               <w:rPr>
-                <w:rFonts w:ascii="宋体" w:hAnsi="宋体" w:eastAsia="宋体"/>
+                <w:rFonts w:ascii="Microsoft YaHei" w:hAnsi="Microsoft YaHei" w:eastAsia="Microsoft YaHei"/>
                 <w:b w:val="0"/>
-                <w:sz w:val="17"/>
               </w:rPr>
-              <w:t>问题1的纯AOA交会定位区域</w:t>
-            </w:r>
-          </w:p>
-        </w:tc>
-        <w:tc>
-          <w:tcPr>
-            <w:tcW w:type="dxa" w:w="3022"/>
-            <w:shd w:fill="EAF2F8"/>
-          </w:tcPr>
-          <w:p>
-            <w:pPr>
-              <w:spacing w:line="276" w:lineRule="auto"/>
-              <w:jc w:val="left"/>
-            </w:pPr>
-            <w:r/>
-            <w:r>
-              <w:rPr>
-                <w:rFonts w:ascii="宋体" w:hAnsi="宋体" w:eastAsia="宋体"/>
-                <w:b w:val="0"/>
-                <w:sz w:val="17"/>
-              </w:rPr>
-              <w:t>m²</w:t>
+              <w:t>1000m内 no_signal 为零；1200m无信号不得硬删除</w:t>
             </w:r>
           </w:p>
         </w:tc>
@@ -923,61 +915,33 @@
       <w:tr>
         <w:tc>
           <w:tcPr>
-            <w:tcW w:type="dxa" w:w="3022"/>
+            <w:tcW w:type="dxa" w:w="4759"/>
+            <w:vAlign w:val="center"/>
+            <w:shd w:fill="EAF2F8"/>
           </w:tcPr>
           <w:p>
-            <w:pPr>
-              <w:spacing w:line="276" w:lineRule="auto"/>
-              <w:jc w:val="center"/>
-            </w:pPr>
-            <w:r/>
             <w:r>
               <w:rPr>
-                <w:rFonts w:ascii="宋体" w:hAnsi="宋体" w:eastAsia="宋体"/>
+                <w:rFonts w:ascii="Microsoft YaHei" w:hAnsi="Microsoft YaHei" w:eastAsia="Microsoft YaHei"/>
                 <w:b w:val="0"/>
-                <w:sz w:val="17"/>
               </w:rPr>
-              <w:t>P_phys</w:t>
+              <w:t>策略比较</w:t>
             </w:r>
           </w:p>
         </w:tc>
         <w:tc>
           <w:tcPr>
-            <w:tcW w:type="dxa" w:w="3022"/>
+            <w:tcW w:type="dxa" w:w="4759"/>
+            <w:vAlign w:val="center"/>
+            <w:shd w:fill="EAF2F8"/>
           </w:tcPr>
           <w:p>
-            <w:pPr>
-              <w:spacing w:line="276" w:lineRule="auto"/>
-              <w:jc w:val="left"/>
-            </w:pPr>
-            <w:r/>
             <w:r>
               <w:rPr>
-                <w:rFonts w:ascii="宋体" w:hAnsi="宋体" w:eastAsia="宋体"/>
+                <w:rFonts w:ascii="Microsoft YaHei" w:hAnsi="Microsoft YaHei" w:eastAsia="Microsoft YaHei"/>
                 <w:b w:val="0"/>
-                <w:sz w:val="17"/>
               </w:rPr>
-              <w:t>P_AOA与作业圆盘相交后的物理可行域</w:t>
-            </w:r>
-          </w:p>
-        </w:tc>
-        <w:tc>
-          <w:tcPr>
-            <w:tcW w:type="dxa" w:w="3022"/>
-          </w:tcPr>
-          <w:p>
-            <w:pPr>
-              <w:spacing w:line="276" w:lineRule="auto"/>
-              <w:jc w:val="left"/>
-            </w:pPr>
-            <w:r/>
-            <w:r>
-              <w:rPr>
-                <w:rFonts w:ascii="宋体" w:hAnsi="宋体" w:eastAsia="宋体"/>
-                <w:b w:val="0"/>
-                <w:sz w:val="17"/>
-              </w:rPr>
-              <w:t>m²</w:t>
+              <w:t>四指标联合、仅几何、最近点、随机点</w:t>
             </w:r>
           </w:p>
         </w:tc>
@@ -985,64 +949,31 @@
       <w:tr>
         <w:tc>
           <w:tcPr>
-            <w:tcW w:type="dxa" w:w="3022"/>
-            <w:shd w:fill="EAF2F8"/>
+            <w:tcW w:type="dxa" w:w="4759"/>
+            <w:vAlign w:val="center"/>
           </w:tcPr>
           <w:p>
-            <w:pPr>
-              <w:spacing w:line="276" w:lineRule="auto"/>
-              <w:jc w:val="center"/>
-            </w:pPr>
-            <w:r/>
             <w:r>
               <w:rPr>
-                <w:rFonts w:ascii="宋体" w:hAnsi="宋体" w:eastAsia="宋体"/>
+                <w:rFonts w:ascii="Microsoft YaHei" w:hAnsi="Microsoft YaHei" w:eastAsia="Microsoft YaHei"/>
                 <w:b w:val="0"/>
-                <w:sz w:val="17"/>
               </w:rPr>
-              <w:t>A_1</w:t>
+              <w:t>候选区域</w:t>
             </w:r>
           </w:p>
         </w:tc>
         <w:tc>
           <w:tcPr>
-            <w:tcW w:type="dxa" w:w="3022"/>
-            <w:shd w:fill="EAF2F8"/>
+            <w:tcW w:type="dxa" w:w="4759"/>
+            <w:vAlign w:val="center"/>
           </w:tcPr>
           <w:p>
-            <w:pPr>
-              <w:spacing w:line="276" w:lineRule="auto"/>
-              <w:jc w:val="left"/>
-            </w:pPr>
-            <w:r/>
             <w:r>
               <w:rPr>
-                <w:rFonts w:ascii="宋体" w:hAnsi="宋体" w:eastAsia="宋体"/>
+                <w:rFonts w:ascii="Microsoft YaHei" w:hAnsi="Microsoft YaHei" w:eastAsia="Microsoft YaHei"/>
                 <w:b w:val="0"/>
-                <w:sz w:val="17"/>
               </w:rPr>
-              <w:t>首次观测后的初始物理可行区域</w:t>
-            </w:r>
-          </w:p>
-        </w:tc>
-        <w:tc>
-          <w:tcPr>
-            <w:tcW w:type="dxa" w:w="3022"/>
-            <w:shd w:fill="EAF2F8"/>
-          </w:tcPr>
-          <w:p>
-            <w:pPr>
-              <w:spacing w:line="276" w:lineRule="auto"/>
-              <w:jc w:val="left"/>
-            </w:pPr>
-            <w:r/>
-            <w:r>
-              <w:rPr>
-                <w:rFonts w:ascii="宋体" w:hAnsi="宋体" w:eastAsia="宋体"/>
-                <w:b w:val="0"/>
-                <w:sz w:val="17"/>
-              </w:rPr>
-              <w:t>m²</w:t>
+              <w:t>R_good 数据表、峰值点和最终执行点</w:t>
             </w:r>
           </w:p>
         </w:tc>
@@ -1050,315 +981,33 @@
       <w:tr>
         <w:tc>
           <w:tcPr>
-            <w:tcW w:type="dxa" w:w="3022"/>
+            <w:tcW w:type="dxa" w:w="4759"/>
+            <w:vAlign w:val="center"/>
+            <w:shd w:fill="EAF2F8"/>
           </w:tcPr>
           <w:p>
-            <w:pPr>
-              <w:spacing w:line="276" w:lineRule="auto"/>
-              <w:jc w:val="center"/>
-            </w:pPr>
-            <w:r/>
             <w:r>
               <w:rPr>
-                <w:rFonts w:ascii="宋体" w:hAnsi="宋体" w:eastAsia="宋体"/>
+                <w:rFonts w:ascii="Microsoft YaHei" w:hAnsi="Microsoft YaHei" w:eastAsia="Microsoft YaHei"/>
                 <w:b w:val="0"/>
-                <w:sz w:val="17"/>
               </w:rPr>
-              <w:t>C</w:t>
+              <w:t>鲁棒性</w:t>
             </w:r>
           </w:p>
         </w:tc>
         <w:tc>
           <w:tcPr>
-            <w:tcW w:type="dxa" w:w="3022"/>
-          </w:tcPr>
-          <w:p>
-            <w:pPr>
-              <w:spacing w:line="276" w:lineRule="auto"/>
-              <w:jc w:val="left"/>
-            </w:pPr>
-            <w:r/>
-            <w:r>
-              <w:rPr>
-                <w:rFonts w:ascii="宋体" w:hAnsi="宋体" w:eastAsia="宋体"/>
-                <w:b w:val="0"/>
-                <w:sz w:val="17"/>
-              </w:rPr>
-              <w:t>第二检测点候选集合</w:t>
-            </w:r>
-          </w:p>
-        </w:tc>
-        <w:tc>
-          <w:tcPr>
-            <w:tcW w:type="dxa" w:w="3022"/>
-          </w:tcPr>
-          <w:p>
-            <w:pPr>
-              <w:spacing w:line="276" w:lineRule="auto"/>
-              <w:jc w:val="left"/>
-            </w:pPr>
-            <w:r/>
-            <w:r>
-              <w:rPr>
-                <w:rFonts w:ascii="宋体" w:hAnsi="宋体" w:eastAsia="宋体"/>
-                <w:b w:val="0"/>
-                <w:sz w:val="17"/>
-              </w:rPr>
-              <w:t>-</w:t>
-            </w:r>
-          </w:p>
-        </w:tc>
-      </w:tr>
-      <w:tr>
-        <w:tc>
-          <w:tcPr>
-            <w:tcW w:type="dxa" w:w="3022"/>
+            <w:tcW w:type="dxa" w:w="4759"/>
+            <w:vAlign w:val="center"/>
             <w:shd w:fill="EAF2F8"/>
           </w:tcPr>
           <w:p>
-            <w:pPr>
-              <w:spacing w:line="276" w:lineRule="auto"/>
-              <w:jc w:val="center"/>
-            </w:pPr>
-            <w:r/>
             <w:r>
               <w:rPr>
-                <w:rFonts w:ascii="宋体" w:hAnsi="宋体" w:eastAsia="宋体"/>
+                <w:rFonts w:ascii="Microsoft YaHei" w:hAnsi="Microsoft YaHei" w:eastAsia="Microsoft YaHei"/>
                 <w:b w:val="0"/>
-                <w:sz w:val="17"/>
               </w:rPr>
-              <w:t>α(S_2,G)</w:t>
-            </w:r>
-          </w:p>
-        </w:tc>
-        <w:tc>
-          <w:tcPr>
-            <w:tcW w:type="dxa" w:w="3022"/>
-            <w:shd w:fill="EAF2F8"/>
-          </w:tcPr>
-          <w:p>
-            <w:pPr>
-              <w:spacing w:line="276" w:lineRule="auto"/>
-              <w:jc w:val="left"/>
-            </w:pPr>
-            <w:r/>
-            <w:r>
-              <w:rPr>
-                <w:rFonts w:ascii="宋体" w:hAnsi="宋体" w:eastAsia="宋体"/>
-                <w:b w:val="0"/>
-                <w:sz w:val="17"/>
-              </w:rPr>
-              <w:t>对候选目标的交会角</w:t>
-            </w:r>
-          </w:p>
-        </w:tc>
-        <w:tc>
-          <w:tcPr>
-            <w:tcW w:type="dxa" w:w="3022"/>
-            <w:shd w:fill="EAF2F8"/>
-          </w:tcPr>
-          <w:p>
-            <w:pPr>
-              <w:spacing w:line="276" w:lineRule="auto"/>
-              <w:jc w:val="left"/>
-            </w:pPr>
-            <w:r/>
-            <w:r>
-              <w:rPr>
-                <w:rFonts w:ascii="宋体" w:hAnsi="宋体" w:eastAsia="宋体"/>
-                <w:b w:val="0"/>
-                <w:sz w:val="17"/>
-              </w:rPr>
-              <w:t>°</w:t>
-            </w:r>
-          </w:p>
-        </w:tc>
-      </w:tr>
-      <w:tr>
-        <w:tc>
-          <w:tcPr>
-            <w:tcW w:type="dxa" w:w="3022"/>
-          </w:tcPr>
-          <w:p>
-            <w:pPr>
-              <w:spacing w:line="276" w:lineRule="auto"/>
-              <w:jc w:val="center"/>
-            </w:pPr>
-            <w:r/>
-            <w:r>
-              <w:rPr>
-                <w:rFonts w:ascii="宋体" w:hAnsi="宋体" w:eastAsia="宋体"/>
-                <w:b w:val="0"/>
-                <w:sz w:val="17"/>
-              </w:rPr>
-              <w:t>P_rec(S_2)</w:t>
-            </w:r>
-          </w:p>
-        </w:tc>
-        <w:tc>
-          <w:tcPr>
-            <w:tcW w:type="dxa" w:w="3022"/>
-          </w:tcPr>
-          <w:p>
-            <w:pPr>
-              <w:spacing w:line="276" w:lineRule="auto"/>
-              <w:jc w:val="left"/>
-            </w:pPr>
-            <w:r/>
-            <w:r>
-              <w:rPr>
-                <w:rFonts w:ascii="宋体" w:hAnsi="宋体" w:eastAsia="宋体"/>
-                <w:b w:val="0"/>
-                <w:sz w:val="17"/>
-              </w:rPr>
-              <w:t>再次接收的保守可靠性</w:t>
-            </w:r>
-          </w:p>
-        </w:tc>
-        <w:tc>
-          <w:tcPr>
-            <w:tcW w:type="dxa" w:w="3022"/>
-          </w:tcPr>
-          <w:p>
-            <w:pPr>
-              <w:spacing w:line="276" w:lineRule="auto"/>
-              <w:jc w:val="left"/>
-            </w:pPr>
-            <w:r/>
-            <w:r>
-              <w:rPr>
-                <w:rFonts w:ascii="宋体" w:hAnsi="宋体" w:eastAsia="宋体"/>
-                <w:b w:val="0"/>
-                <w:sz w:val="17"/>
-              </w:rPr>
-              <w:t>-</w:t>
-            </w:r>
-          </w:p>
-        </w:tc>
-      </w:tr>
-      <w:tr>
-        <w:tc>
-          <w:tcPr>
-            <w:tcW w:type="dxa" w:w="3022"/>
-            <w:shd w:fill="EAF2F8"/>
-          </w:tcPr>
-          <w:p>
-            <w:pPr>
-              <w:spacing w:line="276" w:lineRule="auto"/>
-              <w:jc w:val="center"/>
-            </w:pPr>
-            <w:r/>
-            <w:r>
-              <w:rPr>
-                <w:rFonts w:ascii="宋体" w:hAnsi="宋体" w:eastAsia="宋体"/>
-                <w:b w:val="0"/>
-                <w:sz w:val="17"/>
-              </w:rPr>
-              <w:t>T_move(S_2)</w:t>
-            </w:r>
-          </w:p>
-        </w:tc>
-        <w:tc>
-          <w:tcPr>
-            <w:tcW w:type="dxa" w:w="3022"/>
-            <w:shd w:fill="EAF2F8"/>
-          </w:tcPr>
-          <w:p>
-            <w:pPr>
-              <w:spacing w:line="276" w:lineRule="auto"/>
-              <w:jc w:val="left"/>
-            </w:pPr>
-            <w:r/>
-            <w:r>
-              <w:rPr>
-                <w:rFonts w:ascii="宋体" w:hAnsi="宋体" w:eastAsia="宋体"/>
-                <w:b w:val="0"/>
-                <w:sz w:val="17"/>
-              </w:rPr>
-              <w:t>移动时间</w:t>
-            </w:r>
-          </w:p>
-        </w:tc>
-        <w:tc>
-          <w:tcPr>
-            <w:tcW w:type="dxa" w:w="3022"/>
-            <w:shd w:fill="EAF2F8"/>
-          </w:tcPr>
-          <w:p>
-            <w:pPr>
-              <w:spacing w:line="276" w:lineRule="auto"/>
-              <w:jc w:val="left"/>
-            </w:pPr>
-            <w:r/>
-            <w:r>
-              <w:rPr>
-                <w:rFonts w:ascii="宋体" w:hAnsi="宋体" w:eastAsia="宋体"/>
-                <w:b w:val="0"/>
-                <w:sz w:val="17"/>
-              </w:rPr>
-              <w:t>s</w:t>
-            </w:r>
-          </w:p>
-        </w:tc>
-      </w:tr>
-      <w:tr>
-        <w:tc>
-          <w:tcPr>
-            <w:tcW w:type="dxa" w:w="3022"/>
-          </w:tcPr>
-          <w:p>
-            <w:pPr>
-              <w:spacing w:line="276" w:lineRule="auto"/>
-              <w:jc w:val="center"/>
-            </w:pPr>
-            <w:r/>
-            <w:r>
-              <w:rPr>
-                <w:rFonts w:ascii="宋体" w:hAnsi="宋体" w:eastAsia="宋体"/>
-                <w:b w:val="0"/>
-                <w:sz w:val="17"/>
-              </w:rPr>
-              <w:t>J(S_2)</w:t>
-            </w:r>
-          </w:p>
-        </w:tc>
-        <w:tc>
-          <w:tcPr>
-            <w:tcW w:type="dxa" w:w="3022"/>
-          </w:tcPr>
-          <w:p>
-            <w:pPr>
-              <w:spacing w:line="276" w:lineRule="auto"/>
-              <w:jc w:val="left"/>
-            </w:pPr>
-            <w:r/>
-            <w:r>
-              <w:rPr>
-                <w:rFonts w:ascii="宋体" w:hAnsi="宋体" w:eastAsia="宋体"/>
-                <w:b w:val="0"/>
-                <w:sz w:val="17"/>
-              </w:rPr>
-              <w:t>综合评分</w:t>
-            </w:r>
-          </w:p>
-        </w:tc>
-        <w:tc>
-          <w:tcPr>
-            <w:tcW w:type="dxa" w:w="3022"/>
-          </w:tcPr>
-          <w:p>
-            <w:pPr>
-              <w:spacing w:line="276" w:lineRule="auto"/>
-              <w:jc w:val="left"/>
-            </w:pPr>
-            <w:r/>
-            <w:r>
-              <w:rPr>
-                <w:rFonts w:ascii="宋体" w:hAnsi="宋体" w:eastAsia="宋体"/>
-                <w:b w:val="0"/>
-                <w:sz w:val="17"/>
-              </w:rPr>
-              <w:t>-</w:t>
+              <w:t>权重±10%扰动后的执行点、接收率与预测MEC</w:t>
             </w:r>
           </w:p>
         </w:tc>
@@ -1367,1958 +1016,54 @@
     <w:p/>
     <w:p>
       <w:pPr>
-        <w:pStyle w:val="Heading1"/>
-        <w:spacing w:before="200" w:after="100"/>
+        <w:jc w:val="center"/>
       </w:pPr>
       <w:r>
-        <w:rPr>
-          <w:rFonts w:ascii="黑体" w:hAnsi="黑体" w:eastAsia="黑体"/>
-          <w:b/>
-          <w:sz w:val="30"/>
-        </w:rPr>
-        <w:t>五 模型建立与求解</w:t>
+        <w:drawing>
+          <wp:inline xmlns:a="http://schemas.openxmlformats.org/drawingml/2006/main" xmlns:pic="http://schemas.openxmlformats.org/drawingml/2006/picture">
+            <wp:extent cx="4752000" cy="4158000"/>
+            <wp:docPr id="1" name="Picture 1"/>
+            <wp:cNvGraphicFramePr>
+              <a:graphicFrameLocks noChangeAspect="1"/>
+            </wp:cNvGraphicFramePr>
+            <a:graphic>
+              <a:graphicData uri="http://schemas.openxmlformats.org/drawingml/2006/picture">
+                <pic:pic>
+                  <pic:nvPicPr>
+                    <pic:cNvPr id="0" name="q2_four_metric_score.png"/>
+                    <pic:cNvPicPr/>
+                  </pic:nvPicPr>
+                  <pic:blipFill>
+                    <a:blip r:embed="rId9"/>
+                    <a:stretch>
+                      <a:fillRect/>
+                    </a:stretch>
+                  </pic:blipFill>
+                  <pic:spPr>
+                    <a:xfrm>
+                      <a:off x="0" y="0"/>
+                      <a:ext cx="4752000" cy="4158000"/>
+                    </a:xfrm>
+                    <a:prstGeom prst="rect"/>
+                  </pic:spPr>
+                </pic:pic>
+              </a:graphicData>
+            </a:graphic>
+          </wp:inline>
+        </w:drawing>
       </w:r>
     </w:p>
     <w:p>
       <w:pPr>
-        <w:pStyle w:val="Heading2"/>
-        <w:spacing w:before="200" w:after="100"/>
-      </w:pPr>
-      <w:r>
-        <w:rPr>
-          <w:rFonts w:ascii="黑体" w:hAnsi="黑体" w:eastAsia="黑体"/>
-          <w:b/>
-          <w:sz w:val="25"/>
-        </w:rPr>
-        <w:t>5.1 初始可行区</w:t>
-      </w:r>
-    </w:p>
-    <w:p>
-      <w:pPr>
-        <w:spacing w:line="360" w:lineRule="auto" w:after="80"/>
-        <w:ind w:firstLine="420"/>
-      </w:pPr>
-      <w:r>
-        <w:rPr>
-          <w:rFonts w:ascii="宋体" w:hAnsi="宋体" w:eastAsia="宋体"/>
-          <w:b w:val="0"/>
-          <w:sz w:val="21"/>
-        </w:rPr>
-        <w:t>先按问题1的口径，将首次角度带与其他AOA约束求交得到纯交会域 P_AOA；再将其与半径1800m作业圆盘 D 相交，得到物理可行域 P_phys。发生 direction 而非 near 时，目标距 S_1 大于5m、且不超过1500m，据此得到首次初始区域 A_1。</w:t>
-      </w:r>
-    </w:p>
-    <w:p>
-      <w:pPr>
-        <w:spacing w:before="60" w:after="100"/>
         <w:jc w:val="center"/>
       </w:pPr>
       <w:r>
-        <w:rPr>
-          <w:rFonts w:ascii="Cambria Math" w:hAnsi="Cambria Math" w:eastAsia="Cambria Math"/>
-          <w:b w:val="0"/>
-          <w:sz w:val="22"/>
-        </w:rPr>
-        <w:t>P</w:t>
-      </w:r>
-      <w:r>
-        <w:rPr>
-          <w:rFonts w:ascii="Cambria Math" w:hAnsi="Cambria Math" w:eastAsia="Cambria Math"/>
-          <w:b w:val="0"/>
-          <w:sz w:val="16"/>
-          <w:vertAlign w:val="subscript"/>
-        </w:rPr>
-        <w:t>AOA</w:t>
-      </w:r>
-      <w:r>
-        <w:rPr>
-          <w:rFonts w:ascii="Cambria Math" w:hAnsi="Cambria Math" w:eastAsia="Cambria Math"/>
-          <w:b w:val="0"/>
-          <w:sz w:val="22"/>
-        </w:rPr>
-        <w:t>=∩_</w:t>
-      </w:r>
-      <w:r>
-        <w:rPr>
-          <w:rFonts w:ascii="Cambria Math" w:hAnsi="Cambria Math" w:eastAsia="Cambria Math"/>
-          <w:b w:val="0"/>
-          <w:sz w:val="22"/>
-        </w:rPr>
-        <w:t>i</w:t>
-      </w:r>
-      <w:r>
-        <w:rPr>
-          <w:rFonts w:ascii="Cambria Math" w:hAnsi="Cambria Math" w:eastAsia="Cambria Math"/>
-          <w:b w:val="0"/>
-          <w:sz w:val="22"/>
-        </w:rPr>
-        <w:t xml:space="preserve"> </w:t>
-      </w:r>
-      <w:r>
-        <w:rPr>
-          <w:rFonts w:ascii="Cambria Math" w:hAnsi="Cambria Math" w:eastAsia="Cambria Math"/>
-          <w:b w:val="0"/>
-          <w:sz w:val="22"/>
-        </w:rPr>
-        <w:t>B</w:t>
-      </w:r>
-      <w:r>
-        <w:rPr>
-          <w:rFonts w:ascii="Cambria Math" w:hAnsi="Cambria Math" w:eastAsia="Cambria Math"/>
-          <w:b w:val="0"/>
-          <w:sz w:val="16"/>
-          <w:vertAlign w:val="subscript"/>
-        </w:rPr>
-        <w:t>i</w:t>
-      </w:r>
-      <w:r>
-        <w:rPr>
-          <w:rFonts w:ascii="Cambria Math" w:hAnsi="Cambria Math" w:eastAsia="Cambria Math"/>
-          <w:b w:val="0"/>
-          <w:sz w:val="22"/>
-        </w:rPr>
-        <w:t xml:space="preserve">,       </w:t>
-      </w:r>
-      <w:r>
-        <w:rPr>
-          <w:rFonts w:ascii="Cambria Math" w:hAnsi="Cambria Math" w:eastAsia="Cambria Math"/>
-          <w:b w:val="0"/>
-          <w:sz w:val="22"/>
-        </w:rPr>
-        <w:t>P</w:t>
-      </w:r>
-      <w:r>
-        <w:rPr>
-          <w:rFonts w:ascii="Cambria Math" w:hAnsi="Cambria Math" w:eastAsia="Cambria Math"/>
-          <w:b w:val="0"/>
-          <w:sz w:val="16"/>
-          <w:vertAlign w:val="subscript"/>
-        </w:rPr>
-        <w:t>phys</w:t>
-      </w:r>
-      <w:r>
-        <w:rPr>
-          <w:rFonts w:ascii="Cambria Math" w:hAnsi="Cambria Math" w:eastAsia="Cambria Math"/>
-          <w:b w:val="0"/>
-          <w:sz w:val="22"/>
-        </w:rPr>
-        <w:t>=</w:t>
-      </w:r>
-      <w:r>
-        <w:rPr>
-          <w:rFonts w:ascii="Cambria Math" w:hAnsi="Cambria Math" w:eastAsia="Cambria Math"/>
-          <w:b w:val="0"/>
-          <w:sz w:val="22"/>
-        </w:rPr>
-        <w:t>P</w:t>
-      </w:r>
-      <w:r>
-        <w:rPr>
-          <w:rFonts w:ascii="Cambria Math" w:hAnsi="Cambria Math" w:eastAsia="Cambria Math"/>
-          <w:b w:val="0"/>
-          <w:sz w:val="16"/>
-          <w:vertAlign w:val="subscript"/>
-        </w:rPr>
-        <w:t>AOA</w:t>
-      </w:r>
-      <w:r>
-        <w:rPr>
-          <w:rFonts w:ascii="Cambria Math" w:hAnsi="Cambria Math" w:eastAsia="Cambria Math"/>
-          <w:b w:val="0"/>
-          <w:sz w:val="22"/>
-        </w:rPr>
-        <w:t xml:space="preserve"> ∩ {</w:t>
-      </w:r>
-      <w:r>
-        <w:rPr>
-          <w:rFonts w:ascii="Cambria Math" w:hAnsi="Cambria Math" w:eastAsia="Cambria Math"/>
-          <w:b w:val="0"/>
-          <w:sz w:val="22"/>
-        </w:rPr>
-        <w:t>G</w:t>
-      </w:r>
-      <w:r>
-        <w:rPr>
-          <w:rFonts w:ascii="Cambria Math" w:hAnsi="Cambria Math" w:eastAsia="Cambria Math"/>
-          <w:b w:val="0"/>
-          <w:sz w:val="22"/>
-        </w:rPr>
-        <w:t>:||</w:t>
-      </w:r>
-      <w:r>
-        <w:rPr>
-          <w:rFonts w:ascii="Cambria Math" w:hAnsi="Cambria Math" w:eastAsia="Cambria Math"/>
-          <w:b w:val="0"/>
-          <w:sz w:val="22"/>
-        </w:rPr>
-        <w:t>G</w:t>
-      </w:r>
-      <w:r>
-        <w:rPr>
-          <w:rFonts w:ascii="Cambria Math" w:hAnsi="Cambria Math" w:eastAsia="Cambria Math"/>
-          <w:b w:val="0"/>
-          <w:sz w:val="22"/>
-        </w:rPr>
-        <w:t>||≤1800}</w:t>
-      </w:r>
-      <w:r>
-        <w:rPr>
-          <w:rFonts w:ascii="Cambria Math" w:hAnsi="Cambria Math" w:eastAsia="Cambria Math"/>
-          <w:b w:val="0"/>
-          <w:sz w:val="21"/>
-        </w:rPr>
-        <w:t xml:space="preserve">    (1)</w:t>
-      </w:r>
-    </w:p>
-    <w:p>
-      <w:pPr>
-        <w:spacing w:before="60" w:after="100"/>
-        <w:jc w:val="center"/>
-      </w:pPr>
-      <w:r>
-        <w:rPr>
-          <w:rFonts w:ascii="Cambria Math" w:hAnsi="Cambria Math" w:eastAsia="Cambria Math"/>
-          <w:b w:val="0"/>
-          <w:sz w:val="22"/>
-        </w:rPr>
-        <w:t>A</w:t>
-      </w:r>
-      <w:r>
-        <w:rPr>
-          <w:rFonts w:ascii="Cambria Math" w:hAnsi="Cambria Math" w:eastAsia="Cambria Math"/>
-          <w:b w:val="0"/>
-          <w:sz w:val="16"/>
-          <w:vertAlign w:val="subscript"/>
-        </w:rPr>
-        <w:t>1</w:t>
-      </w:r>
-      <w:r>
-        <w:rPr>
-          <w:rFonts w:ascii="Cambria Math" w:hAnsi="Cambria Math" w:eastAsia="Cambria Math"/>
-          <w:b w:val="0"/>
-          <w:sz w:val="22"/>
-        </w:rPr>
-        <w:t>=</w:t>
-      </w:r>
-      <w:r>
-        <w:rPr>
-          <w:rFonts w:ascii="Cambria Math" w:hAnsi="Cambria Math" w:eastAsia="Cambria Math"/>
-          <w:b w:val="0"/>
-          <w:sz w:val="22"/>
-        </w:rPr>
-        <w:t>P</w:t>
-      </w:r>
-      <w:r>
-        <w:rPr>
-          <w:rFonts w:ascii="Cambria Math" w:hAnsi="Cambria Math" w:eastAsia="Cambria Math"/>
-          <w:b w:val="0"/>
-          <w:sz w:val="16"/>
-          <w:vertAlign w:val="subscript"/>
-        </w:rPr>
-        <w:t>phys</w:t>
-      </w:r>
-      <w:r>
-        <w:rPr>
-          <w:rFonts w:ascii="Cambria Math" w:hAnsi="Cambria Math" w:eastAsia="Cambria Math"/>
-          <w:b w:val="0"/>
-          <w:sz w:val="22"/>
-        </w:rPr>
-        <w:t xml:space="preserve"> ∩ {</w:t>
-      </w:r>
-      <w:r>
-        <w:rPr>
-          <w:rFonts w:ascii="Cambria Math" w:hAnsi="Cambria Math" w:eastAsia="Cambria Math"/>
-          <w:b w:val="0"/>
-          <w:sz w:val="22"/>
-        </w:rPr>
-        <w:t>G</w:t>
-      </w:r>
-      <w:r>
-        <w:rPr>
-          <w:rFonts w:ascii="Cambria Math" w:hAnsi="Cambria Math" w:eastAsia="Cambria Math"/>
-          <w:b w:val="0"/>
-          <w:sz w:val="22"/>
-        </w:rPr>
-        <w:t>:5&lt;||</w:t>
-      </w:r>
-      <w:r>
-        <w:rPr>
-          <w:rFonts w:ascii="Cambria Math" w:hAnsi="Cambria Math" w:eastAsia="Cambria Math"/>
-          <w:b w:val="0"/>
-          <w:sz w:val="22"/>
-        </w:rPr>
-        <w:t>G</w:t>
-      </w:r>
-      <w:r>
-        <w:rPr>
-          <w:rFonts w:ascii="Cambria Math" w:hAnsi="Cambria Math" w:eastAsia="Cambria Math"/>
-          <w:b w:val="0"/>
-          <w:sz w:val="22"/>
-        </w:rPr>
-        <w:t>-</w:t>
-      </w:r>
-      <w:r>
-        <w:rPr>
-          <w:rFonts w:ascii="Cambria Math" w:hAnsi="Cambria Math" w:eastAsia="Cambria Math"/>
-          <w:b w:val="0"/>
-          <w:sz w:val="22"/>
-        </w:rPr>
-        <w:t>S</w:t>
-      </w:r>
-      <w:r>
-        <w:rPr>
-          <w:rFonts w:ascii="Cambria Math" w:hAnsi="Cambria Math" w:eastAsia="Cambria Math"/>
-          <w:b w:val="0"/>
-          <w:sz w:val="16"/>
-          <w:vertAlign w:val="subscript"/>
-        </w:rPr>
-        <w:t>1</w:t>
-      </w:r>
-      <w:r>
-        <w:rPr>
-          <w:rFonts w:ascii="Cambria Math" w:hAnsi="Cambria Math" w:eastAsia="Cambria Math"/>
-          <w:b w:val="0"/>
-          <w:sz w:val="22"/>
-        </w:rPr>
-        <w:t>||≤1500}</w:t>
-      </w:r>
-      <w:r>
-        <w:rPr>
-          <w:rFonts w:ascii="Cambria Math" w:hAnsi="Cambria Math" w:eastAsia="Cambria Math"/>
-          <w:b w:val="0"/>
-          <w:sz w:val="21"/>
-        </w:rPr>
-        <w:t xml:space="preserve">    (2)</w:t>
-      </w:r>
-    </w:p>
-    <w:p>
-      <w:pPr>
-        <w:pStyle w:val="Heading2"/>
-        <w:spacing w:before="200" w:after="100"/>
-      </w:pPr>
-      <w:r>
-        <w:rPr>
-          <w:rFonts w:ascii="黑体" w:hAnsi="黑体" w:eastAsia="黑体"/>
-          <w:b/>
-          <w:sz w:val="25"/>
-        </w:rPr>
-        <w:t>5.2 候选点生成</w:t>
-      </w:r>
-    </w:p>
-    <w:p>
-      <w:pPr>
-        <w:spacing w:line="360" w:lineRule="auto" w:after="80"/>
-        <w:ind w:firstLine="420"/>
-      </w:pPr>
-      <w:r>
-        <w:rPr>
-          <w:rFonts w:ascii="宋体" w:hAnsi="宋体" w:eastAsia="宋体"/>
-          <w:b w:val="0"/>
-          <w:sz w:val="21"/>
-        </w:rPr>
-        <w:t>以 S_1 为中心，采用离散半径和方位生成有限候选点，剔除作业圆盘外、移动距离过长或后续机动空间不足的点。</w:t>
-      </w:r>
-    </w:p>
-    <w:p>
-      <w:pPr>
-        <w:spacing w:before="60" w:after="100"/>
-        <w:jc w:val="center"/>
-      </w:pPr>
-      <w:r>
-        <w:rPr>
-          <w:rFonts w:ascii="Cambria Math" w:hAnsi="Cambria Math" w:eastAsia="Cambria Math"/>
-          <w:b w:val="0"/>
-          <w:sz w:val="22"/>
-        </w:rPr>
-        <w:t>C</w:t>
-      </w:r>
-      <w:r>
-        <w:rPr>
-          <w:rFonts w:ascii="Cambria Math" w:hAnsi="Cambria Math" w:eastAsia="Cambria Math"/>
-          <w:b w:val="0"/>
-          <w:sz w:val="22"/>
-        </w:rPr>
-        <w:t>={</w:t>
-      </w:r>
-      <w:r>
-        <w:rPr>
-          <w:rFonts w:ascii="Cambria Math" w:hAnsi="Cambria Math" w:eastAsia="Cambria Math"/>
-          <w:b w:val="0"/>
-          <w:sz w:val="22"/>
-        </w:rPr>
-        <w:t>S</w:t>
-      </w:r>
-      <w:r>
-        <w:rPr>
-          <w:rFonts w:ascii="Cambria Math" w:hAnsi="Cambria Math" w:eastAsia="Cambria Math"/>
-          <w:b w:val="0"/>
-          <w:sz w:val="16"/>
-          <w:vertAlign w:val="subscript"/>
-        </w:rPr>
-        <w:t>1</w:t>
-      </w:r>
-      <w:r>
-        <w:rPr>
-          <w:rFonts w:ascii="Cambria Math" w:hAnsi="Cambria Math" w:eastAsia="Cambria Math"/>
-          <w:b w:val="0"/>
-          <w:sz w:val="22"/>
-        </w:rPr>
-        <w:t>+</w:t>
-      </w:r>
-      <w:r>
-        <w:rPr>
-          <w:rFonts w:ascii="Cambria Math" w:hAnsi="Cambria Math" w:eastAsia="Cambria Math"/>
-          <w:b w:val="0"/>
-          <w:sz w:val="22"/>
-        </w:rPr>
-        <w:t>d</w:t>
-      </w:r>
-      <w:r>
-        <w:rPr>
-          <w:rFonts w:ascii="Cambria Math" w:hAnsi="Cambria Math" w:eastAsia="Cambria Math"/>
-          <w:b w:val="0"/>
-          <w:sz w:val="22"/>
-        </w:rPr>
-        <w:t>(</w:t>
-      </w:r>
-      <w:r>
-        <w:rPr>
-          <w:rFonts w:ascii="Cambria Math" w:hAnsi="Cambria Math" w:eastAsia="Cambria Math"/>
-          <w:b w:val="0"/>
-          <w:sz w:val="22"/>
-        </w:rPr>
-        <w:t>cos</w:t>
-      </w:r>
-      <w:r>
-        <w:rPr>
-          <w:rFonts w:ascii="Cambria Math" w:hAnsi="Cambria Math" w:eastAsia="Cambria Math"/>
-          <w:b w:val="0"/>
-          <w:sz w:val="22"/>
-        </w:rPr>
-        <w:t>ψ,</w:t>
-      </w:r>
-      <w:r>
-        <w:rPr>
-          <w:rFonts w:ascii="Cambria Math" w:hAnsi="Cambria Math" w:eastAsia="Cambria Math"/>
-          <w:b w:val="0"/>
-          <w:sz w:val="22"/>
-        </w:rPr>
-        <w:t>sin</w:t>
-      </w:r>
-      <w:r>
-        <w:rPr>
-          <w:rFonts w:ascii="Cambria Math" w:hAnsi="Cambria Math" w:eastAsia="Cambria Math"/>
-          <w:b w:val="0"/>
-          <w:sz w:val="22"/>
-        </w:rPr>
-        <w:t>ψ):</w:t>
-      </w:r>
-      <w:r>
-        <w:rPr>
-          <w:rFonts w:ascii="Cambria Math" w:hAnsi="Cambria Math" w:eastAsia="Cambria Math"/>
-          <w:b w:val="0"/>
-          <w:sz w:val="22"/>
-        </w:rPr>
-        <w:t>d</w:t>
-      </w:r>
-      <w:r>
-        <w:rPr>
-          <w:rFonts w:ascii="Cambria Math" w:hAnsi="Cambria Math" w:eastAsia="Cambria Math"/>
-          <w:b w:val="0"/>
-          <w:sz w:val="22"/>
-        </w:rPr>
-        <w:t>∈</w:t>
-      </w:r>
-      <w:r>
-        <w:rPr>
-          <w:rFonts w:ascii="Cambria Math" w:hAnsi="Cambria Math" w:eastAsia="Cambria Math"/>
-          <w:b w:val="0"/>
-          <w:sz w:val="22"/>
-        </w:rPr>
-        <w:t>D</w:t>
-      </w:r>
-      <w:r>
-        <w:rPr>
-          <w:rFonts w:ascii="Cambria Math" w:hAnsi="Cambria Math" w:eastAsia="Cambria Math"/>
-          <w:b w:val="0"/>
-          <w:sz w:val="16"/>
-          <w:vertAlign w:val="subscript"/>
-        </w:rPr>
-        <w:t>set</w:t>
-      </w:r>
-      <w:r>
-        <w:rPr>
-          <w:rFonts w:ascii="Cambria Math" w:hAnsi="Cambria Math" w:eastAsia="Cambria Math"/>
-          <w:b w:val="0"/>
-          <w:sz w:val="22"/>
-        </w:rPr>
-        <w:t>,ψ∈Ψ_</w:t>
-      </w:r>
-      <w:r>
-        <w:rPr>
-          <w:rFonts w:ascii="Cambria Math" w:hAnsi="Cambria Math" w:eastAsia="Cambria Math"/>
-          <w:b w:val="0"/>
-          <w:sz w:val="22"/>
-        </w:rPr>
-        <w:t>set</w:t>
-      </w:r>
-      <w:r>
-        <w:rPr>
-          <w:rFonts w:ascii="Cambria Math" w:hAnsi="Cambria Math" w:eastAsia="Cambria Math"/>
-          <w:b w:val="0"/>
-          <w:sz w:val="22"/>
-        </w:rPr>
-        <w:t xml:space="preserve">} ∩ </w:t>
-      </w:r>
-      <w:r>
-        <w:rPr>
-          <w:rFonts w:ascii="Cambria Math" w:hAnsi="Cambria Math" w:eastAsia="Cambria Math"/>
-          <w:b w:val="0"/>
-          <w:sz w:val="22"/>
-        </w:rPr>
-        <w:t>D</w:t>
-      </w:r>
-      <w:r>
-        <w:rPr>
-          <w:rFonts w:ascii="Cambria Math" w:hAnsi="Cambria Math" w:eastAsia="Cambria Math"/>
-          <w:b w:val="0"/>
-          <w:sz w:val="21"/>
-        </w:rPr>
-        <w:t xml:space="preserve">    (3)</w:t>
-      </w:r>
-    </w:p>
-    <w:p>
-      <w:pPr>
-        <w:pStyle w:val="Heading2"/>
-        <w:spacing w:before="200" w:after="100"/>
-      </w:pPr>
-      <w:r>
-        <w:rPr>
-          <w:rFonts w:ascii="黑体" w:hAnsi="黑体" w:eastAsia="黑体"/>
-          <w:b/>
-          <w:sz w:val="25"/>
-        </w:rPr>
-        <w:t>5.3 几何质量和接收可靠性</w:t>
-      </w:r>
-    </w:p>
-    <w:p>
-      <w:pPr>
-        <w:spacing w:line="360" w:lineRule="auto" w:after="80"/>
-        <w:ind w:firstLine="420"/>
-      </w:pPr>
-      <w:r>
-        <w:rPr>
-          <w:rFonts w:ascii="宋体" w:hAnsi="宋体" w:eastAsia="宋体"/>
-          <w:b w:val="0"/>
-          <w:sz w:val="21"/>
-        </w:rPr>
-        <w:t>对 A_1 中离散候选目标 G，计算交会角并以 sin²α 度量几何质量；统计候选目标到 S_2 距离不超过 1000 m 的比例，作为对未知接收半径的保守可靠性指标。</w:t>
-      </w:r>
-    </w:p>
-    <w:p>
-      <w:pPr>
-        <w:spacing w:before="60" w:after="100"/>
-        <w:jc w:val="center"/>
-      </w:pPr>
-      <w:r>
-        <w:rPr>
-          <w:rFonts w:ascii="Cambria Math" w:hAnsi="Cambria Math" w:eastAsia="Cambria Math"/>
-          <w:b w:val="0"/>
-          <w:sz w:val="22"/>
-        </w:rPr>
-        <w:t>Q</w:t>
-      </w:r>
-      <w:r>
-        <w:rPr>
-          <w:rFonts w:ascii="Cambria Math" w:hAnsi="Cambria Math" w:eastAsia="Cambria Math"/>
-          <w:b w:val="0"/>
-          <w:sz w:val="16"/>
-          <w:vertAlign w:val="subscript"/>
-        </w:rPr>
-        <w:t>geo</w:t>
-      </w:r>
-      <w:r>
-        <w:rPr>
-          <w:rFonts w:ascii="Cambria Math" w:hAnsi="Cambria Math" w:eastAsia="Cambria Math"/>
-          <w:b w:val="0"/>
-          <w:sz w:val="22"/>
-        </w:rPr>
-        <w:t>(</w:t>
-      </w:r>
-      <w:r>
-        <w:rPr>
-          <w:rFonts w:ascii="Cambria Math" w:hAnsi="Cambria Math" w:eastAsia="Cambria Math"/>
-          <w:b w:val="0"/>
-          <w:sz w:val="22"/>
-        </w:rPr>
-        <w:t>S</w:t>
-      </w:r>
-      <w:r>
-        <w:rPr>
-          <w:rFonts w:ascii="Cambria Math" w:hAnsi="Cambria Math" w:eastAsia="Cambria Math"/>
-          <w:b w:val="0"/>
-          <w:sz w:val="16"/>
-          <w:vertAlign w:val="subscript"/>
-        </w:rPr>
-        <w:t>2</w:t>
-      </w:r>
-      <w:r>
-        <w:rPr>
-          <w:rFonts w:ascii="Cambria Math" w:hAnsi="Cambria Math" w:eastAsia="Cambria Math"/>
-          <w:b w:val="0"/>
-          <w:sz w:val="22"/>
-        </w:rPr>
-        <w:t>)=</w:t>
-      </w:r>
-      <w:r>
-        <w:rPr>
-          <w:rFonts w:ascii="Cambria Math" w:hAnsi="Cambria Math" w:eastAsia="Cambria Math"/>
-          <w:b w:val="0"/>
-          <w:sz w:val="22"/>
-        </w:rPr>
-        <w:t>mean</w:t>
-      </w:r>
-      <w:r>
-        <w:rPr>
-          <w:rFonts w:ascii="Cambria Math" w:hAnsi="Cambria Math" w:eastAsia="Cambria Math"/>
-          <w:b w:val="0"/>
-          <w:sz w:val="22"/>
-        </w:rPr>
-        <w:t>_{</w:t>
-      </w:r>
-      <w:r>
-        <w:rPr>
-          <w:rFonts w:ascii="Cambria Math" w:hAnsi="Cambria Math" w:eastAsia="Cambria Math"/>
-          <w:b w:val="0"/>
-          <w:sz w:val="22"/>
-        </w:rPr>
-        <w:t>G</w:t>
-      </w:r>
-      <w:r>
-        <w:rPr>
-          <w:rFonts w:ascii="Cambria Math" w:hAnsi="Cambria Math" w:eastAsia="Cambria Math"/>
-          <w:b w:val="0"/>
-          <w:sz w:val="22"/>
-        </w:rPr>
-        <w:t>∈</w:t>
-      </w:r>
-      <w:r>
-        <w:rPr>
-          <w:rFonts w:ascii="Cambria Math" w:hAnsi="Cambria Math" w:eastAsia="Cambria Math"/>
-          <w:b w:val="0"/>
-          <w:sz w:val="22"/>
-        </w:rPr>
-        <w:t>A</w:t>
-      </w:r>
-      <w:r>
-        <w:rPr>
-          <w:rFonts w:ascii="Cambria Math" w:hAnsi="Cambria Math" w:eastAsia="Cambria Math"/>
-          <w:b w:val="0"/>
-          <w:sz w:val="16"/>
-          <w:vertAlign w:val="subscript"/>
-        </w:rPr>
-        <w:t>1</w:t>
-      </w:r>
-      <w:r>
-        <w:rPr>
-          <w:rFonts w:ascii="Cambria Math" w:hAnsi="Cambria Math" w:eastAsia="Cambria Math"/>
-          <w:b w:val="0"/>
-          <w:sz w:val="22"/>
-        </w:rPr>
-        <w:t>}[</w:t>
-      </w:r>
-      <w:r>
-        <w:rPr>
-          <w:rFonts w:ascii="Cambria Math" w:hAnsi="Cambria Math" w:eastAsia="Cambria Math"/>
-          <w:b w:val="0"/>
-          <w:sz w:val="22"/>
-        </w:rPr>
-        <w:t>sin</w:t>
-      </w:r>
-      <w:r>
-        <w:rPr>
-          <w:rFonts w:ascii="Cambria Math" w:hAnsi="Cambria Math" w:eastAsia="Cambria Math"/>
-          <w:b w:val="0"/>
-          <w:sz w:val="22"/>
-        </w:rPr>
-        <w:t>²α(</w:t>
-      </w:r>
-      <w:r>
-        <w:rPr>
-          <w:rFonts w:ascii="Cambria Math" w:hAnsi="Cambria Math" w:eastAsia="Cambria Math"/>
-          <w:b w:val="0"/>
-          <w:sz w:val="22"/>
-        </w:rPr>
-        <w:t>S</w:t>
-      </w:r>
-      <w:r>
-        <w:rPr>
-          <w:rFonts w:ascii="Cambria Math" w:hAnsi="Cambria Math" w:eastAsia="Cambria Math"/>
-          <w:b w:val="0"/>
-          <w:sz w:val="16"/>
-          <w:vertAlign w:val="subscript"/>
-        </w:rPr>
-        <w:t>2</w:t>
-      </w:r>
-      <w:r>
-        <w:rPr>
-          <w:rFonts w:ascii="Cambria Math" w:hAnsi="Cambria Math" w:eastAsia="Cambria Math"/>
-          <w:b w:val="0"/>
-          <w:sz w:val="22"/>
-        </w:rPr>
-        <w:t>,</w:t>
-      </w:r>
-      <w:r>
-        <w:rPr>
-          <w:rFonts w:ascii="Cambria Math" w:hAnsi="Cambria Math" w:eastAsia="Cambria Math"/>
-          <w:b w:val="0"/>
-          <w:sz w:val="22"/>
-        </w:rPr>
-        <w:t>G</w:t>
-      </w:r>
-      <w:r>
-        <w:rPr>
-          <w:rFonts w:ascii="Cambria Math" w:hAnsi="Cambria Math" w:eastAsia="Cambria Math"/>
-          <w:b w:val="0"/>
-          <w:sz w:val="22"/>
-        </w:rPr>
-        <w:t>)]</w:t>
-      </w:r>
-      <w:r>
-        <w:rPr>
-          <w:rFonts w:ascii="Cambria Math" w:hAnsi="Cambria Math" w:eastAsia="Cambria Math"/>
-          <w:b w:val="0"/>
-          <w:sz w:val="21"/>
-        </w:rPr>
-        <w:t xml:space="preserve">    (4)</w:t>
-      </w:r>
-    </w:p>
-    <w:p>
-      <w:pPr>
-        <w:spacing w:before="60" w:after="100"/>
-        <w:jc w:val="center"/>
-      </w:pPr>
-      <w:r>
-        <w:rPr>
-          <w:rFonts w:ascii="Cambria Math" w:hAnsi="Cambria Math" w:eastAsia="Cambria Math"/>
-          <w:b w:val="0"/>
-          <w:sz w:val="22"/>
-        </w:rPr>
-        <w:t>P</w:t>
-      </w:r>
-      <w:r>
-        <w:rPr>
-          <w:rFonts w:ascii="Cambria Math" w:hAnsi="Cambria Math" w:eastAsia="Cambria Math"/>
-          <w:b w:val="0"/>
-          <w:sz w:val="16"/>
-          <w:vertAlign w:val="subscript"/>
-        </w:rPr>
-        <w:t>rec</w:t>
-      </w:r>
-      <w:r>
-        <w:rPr>
-          <w:rFonts w:ascii="Cambria Math" w:hAnsi="Cambria Math" w:eastAsia="Cambria Math"/>
-          <w:b w:val="0"/>
-          <w:sz w:val="22"/>
-        </w:rPr>
-        <w:t>(</w:t>
-      </w:r>
-      <w:r>
-        <w:rPr>
-          <w:rFonts w:ascii="Cambria Math" w:hAnsi="Cambria Math" w:eastAsia="Cambria Math"/>
-          <w:b w:val="0"/>
-          <w:sz w:val="22"/>
-        </w:rPr>
-        <w:t>S</w:t>
-      </w:r>
-      <w:r>
-        <w:rPr>
-          <w:rFonts w:ascii="Cambria Math" w:hAnsi="Cambria Math" w:eastAsia="Cambria Math"/>
-          <w:b w:val="0"/>
-          <w:sz w:val="16"/>
-          <w:vertAlign w:val="subscript"/>
-        </w:rPr>
-        <w:t>2</w:t>
-      </w:r>
-      <w:r>
-        <w:rPr>
-          <w:rFonts w:ascii="Cambria Math" w:hAnsi="Cambria Math" w:eastAsia="Cambria Math"/>
-          <w:b w:val="0"/>
-          <w:sz w:val="22"/>
-        </w:rPr>
-        <w:t>)=</w:t>
-      </w:r>
-      <w:r>
-        <w:rPr>
-          <w:rFonts w:ascii="Cambria Math" w:hAnsi="Cambria Math" w:eastAsia="Cambria Math"/>
-          <w:b w:val="0"/>
-          <w:sz w:val="22"/>
-        </w:rPr>
-        <w:t>mean</w:t>
-      </w:r>
-      <w:r>
-        <w:rPr>
-          <w:rFonts w:ascii="Cambria Math" w:hAnsi="Cambria Math" w:eastAsia="Cambria Math"/>
-          <w:b w:val="0"/>
-          <w:sz w:val="22"/>
-        </w:rPr>
-        <w:t>_{</w:t>
-      </w:r>
-      <w:r>
-        <w:rPr>
-          <w:rFonts w:ascii="Cambria Math" w:hAnsi="Cambria Math" w:eastAsia="Cambria Math"/>
-          <w:b w:val="0"/>
-          <w:sz w:val="22"/>
-        </w:rPr>
-        <w:t>G</w:t>
-      </w:r>
-      <w:r>
-        <w:rPr>
-          <w:rFonts w:ascii="Cambria Math" w:hAnsi="Cambria Math" w:eastAsia="Cambria Math"/>
-          <w:b w:val="0"/>
-          <w:sz w:val="22"/>
-        </w:rPr>
-        <w:t>∈</w:t>
-      </w:r>
-      <w:r>
-        <w:rPr>
-          <w:rFonts w:ascii="Cambria Math" w:hAnsi="Cambria Math" w:eastAsia="Cambria Math"/>
-          <w:b w:val="0"/>
-          <w:sz w:val="22"/>
-        </w:rPr>
-        <w:t>A</w:t>
-      </w:r>
-      <w:r>
-        <w:rPr>
-          <w:rFonts w:ascii="Cambria Math" w:hAnsi="Cambria Math" w:eastAsia="Cambria Math"/>
-          <w:b w:val="0"/>
-          <w:sz w:val="16"/>
-          <w:vertAlign w:val="subscript"/>
-        </w:rPr>
-        <w:t>1</w:t>
-      </w:r>
-      <w:r>
-        <w:rPr>
-          <w:rFonts w:ascii="Cambria Math" w:hAnsi="Cambria Math" w:eastAsia="Cambria Math"/>
-          <w:b w:val="0"/>
-          <w:sz w:val="22"/>
-        </w:rPr>
-        <w:t>}[</w:t>
-      </w:r>
-      <w:r>
-        <w:rPr>
-          <w:rFonts w:ascii="Cambria Math" w:hAnsi="Cambria Math" w:eastAsia="Cambria Math"/>
-          <w:b w:val="0"/>
-          <w:sz w:val="22"/>
-        </w:rPr>
-        <w:t>I</w:t>
-      </w:r>
-      <w:r>
-        <w:rPr>
-          <w:rFonts w:ascii="Cambria Math" w:hAnsi="Cambria Math" w:eastAsia="Cambria Math"/>
-          <w:b w:val="0"/>
-          <w:sz w:val="22"/>
-        </w:rPr>
-        <w:t>(||</w:t>
-      </w:r>
-      <w:r>
-        <w:rPr>
-          <w:rFonts w:ascii="Cambria Math" w:hAnsi="Cambria Math" w:eastAsia="Cambria Math"/>
-          <w:b w:val="0"/>
-          <w:sz w:val="22"/>
-        </w:rPr>
-        <w:t>G</w:t>
-      </w:r>
-      <w:r>
-        <w:rPr>
-          <w:rFonts w:ascii="Cambria Math" w:hAnsi="Cambria Math" w:eastAsia="Cambria Math"/>
-          <w:b w:val="0"/>
-          <w:sz w:val="22"/>
-        </w:rPr>
-        <w:t>-</w:t>
-      </w:r>
-      <w:r>
-        <w:rPr>
-          <w:rFonts w:ascii="Cambria Math" w:hAnsi="Cambria Math" w:eastAsia="Cambria Math"/>
-          <w:b w:val="0"/>
-          <w:sz w:val="22"/>
-        </w:rPr>
-        <w:t>S</w:t>
-      </w:r>
-      <w:r>
-        <w:rPr>
-          <w:rFonts w:ascii="Cambria Math" w:hAnsi="Cambria Math" w:eastAsia="Cambria Math"/>
-          <w:b w:val="0"/>
-          <w:sz w:val="16"/>
-          <w:vertAlign w:val="subscript"/>
-        </w:rPr>
-        <w:t>2</w:t>
-      </w:r>
-      <w:r>
-        <w:rPr>
-          <w:rFonts w:ascii="Cambria Math" w:hAnsi="Cambria Math" w:eastAsia="Cambria Math"/>
-          <w:b w:val="0"/>
-          <w:sz w:val="22"/>
-        </w:rPr>
-        <w:t>||≤1000)]</w:t>
-      </w:r>
-      <w:r>
-        <w:rPr>
-          <w:rFonts w:ascii="Cambria Math" w:hAnsi="Cambria Math" w:eastAsia="Cambria Math"/>
-          <w:b w:val="0"/>
-          <w:sz w:val="21"/>
-        </w:rPr>
-        <w:t xml:space="preserve">    (5)</w:t>
-      </w:r>
-    </w:p>
-    <w:p>
-      <w:pPr>
-        <w:spacing w:before="60" w:after="100"/>
-        <w:jc w:val="center"/>
-      </w:pPr>
-      <w:r>
-        <w:rPr>
-          <w:rFonts w:ascii="Cambria Math" w:hAnsi="Cambria Math" w:eastAsia="Cambria Math"/>
-          <w:b w:val="0"/>
-          <w:sz w:val="22"/>
-        </w:rPr>
-        <w:t>T</w:t>
-      </w:r>
-      <w:r>
-        <w:rPr>
-          <w:rFonts w:ascii="Cambria Math" w:hAnsi="Cambria Math" w:eastAsia="Cambria Math"/>
-          <w:b w:val="0"/>
-          <w:sz w:val="16"/>
-          <w:vertAlign w:val="subscript"/>
-        </w:rPr>
-        <w:t>move</w:t>
-      </w:r>
-      <w:r>
-        <w:rPr>
-          <w:rFonts w:ascii="Cambria Math" w:hAnsi="Cambria Math" w:eastAsia="Cambria Math"/>
-          <w:b w:val="0"/>
-          <w:sz w:val="22"/>
-        </w:rPr>
-        <w:t>(</w:t>
-      </w:r>
-      <w:r>
-        <w:rPr>
-          <w:rFonts w:ascii="Cambria Math" w:hAnsi="Cambria Math" w:eastAsia="Cambria Math"/>
-          <w:b w:val="0"/>
-          <w:sz w:val="22"/>
-        </w:rPr>
-        <w:t>S</w:t>
-      </w:r>
-      <w:r>
-        <w:rPr>
-          <w:rFonts w:ascii="Cambria Math" w:hAnsi="Cambria Math" w:eastAsia="Cambria Math"/>
-          <w:b w:val="0"/>
-          <w:sz w:val="16"/>
-          <w:vertAlign w:val="subscript"/>
-        </w:rPr>
-        <w:t>2</w:t>
-      </w:r>
-      <w:r>
-        <w:rPr>
-          <w:rFonts w:ascii="Cambria Math" w:hAnsi="Cambria Math" w:eastAsia="Cambria Math"/>
-          <w:b w:val="0"/>
-          <w:sz w:val="22"/>
-        </w:rPr>
-        <w:t>)=||</w:t>
-      </w:r>
-      <w:r>
-        <w:rPr>
-          <w:rFonts w:ascii="Cambria Math" w:hAnsi="Cambria Math" w:eastAsia="Cambria Math"/>
-          <w:b w:val="0"/>
-          <w:sz w:val="22"/>
-        </w:rPr>
-        <w:t>S</w:t>
-      </w:r>
-      <w:r>
-        <w:rPr>
-          <w:rFonts w:ascii="Cambria Math" w:hAnsi="Cambria Math" w:eastAsia="Cambria Math"/>
-          <w:b w:val="0"/>
-          <w:sz w:val="16"/>
-          <w:vertAlign w:val="subscript"/>
-        </w:rPr>
-        <w:t>2</w:t>
-      </w:r>
-      <w:r>
-        <w:rPr>
-          <w:rFonts w:ascii="Cambria Math" w:hAnsi="Cambria Math" w:eastAsia="Cambria Math"/>
-          <w:b w:val="0"/>
-          <w:sz w:val="22"/>
-        </w:rPr>
-        <w:t>-</w:t>
-      </w:r>
-      <w:r>
-        <w:rPr>
-          <w:rFonts w:ascii="Cambria Math" w:hAnsi="Cambria Math" w:eastAsia="Cambria Math"/>
-          <w:b w:val="0"/>
-          <w:sz w:val="22"/>
-        </w:rPr>
-        <w:t>S</w:t>
-      </w:r>
-      <w:r>
-        <w:rPr>
-          <w:rFonts w:ascii="Cambria Math" w:hAnsi="Cambria Math" w:eastAsia="Cambria Math"/>
-          <w:b w:val="0"/>
-          <w:sz w:val="16"/>
-          <w:vertAlign w:val="subscript"/>
-        </w:rPr>
-        <w:t>1</w:t>
-      </w:r>
-      <w:r>
-        <w:rPr>
-          <w:rFonts w:ascii="Cambria Math" w:hAnsi="Cambria Math" w:eastAsia="Cambria Math"/>
-          <w:b w:val="0"/>
-          <w:sz w:val="22"/>
-        </w:rPr>
-        <w:t>||/5</w:t>
-      </w:r>
-      <w:r>
-        <w:rPr>
-          <w:rFonts w:ascii="Cambria Math" w:hAnsi="Cambria Math" w:eastAsia="Cambria Math"/>
-          <w:b w:val="0"/>
-          <w:sz w:val="21"/>
-        </w:rPr>
-        <w:t xml:space="preserve">    (6)</w:t>
-      </w:r>
-    </w:p>
-    <w:p>
-      <w:pPr>
-        <w:pStyle w:val="Heading2"/>
-        <w:spacing w:before="200" w:after="100"/>
-      </w:pPr>
-      <w:r>
-        <w:rPr>
-          <w:rFonts w:ascii="黑体" w:hAnsi="黑体" w:eastAsia="黑体"/>
-          <w:b/>
-          <w:sz w:val="25"/>
-        </w:rPr>
-        <w:t>5.4 联合评分与更新</w:t>
-      </w:r>
-    </w:p>
-    <w:p>
-      <w:pPr>
-        <w:spacing w:line="360" w:lineRule="auto" w:after="80"/>
-        <w:ind w:firstLine="420"/>
-      </w:pPr>
-      <w:r>
-        <w:rPr>
-          <w:rFonts w:ascii="宋体" w:hAnsi="宋体" w:eastAsia="宋体"/>
-          <w:b w:val="0"/>
-          <w:sz w:val="21"/>
-        </w:rPr>
-        <w:t>将几何质量、再次接收可靠性、移动时间、边界风险及由问题1预测的最小外接圆半径归一化并加权。评分最高者为下一检测点；取得第二次观测后，立即调用问题1更新真实可行区域。</w:t>
-      </w:r>
-    </w:p>
-    <w:p>
-      <w:pPr>
-        <w:spacing w:before="60" w:after="100"/>
-        <w:jc w:val="center"/>
-      </w:pPr>
-      <w:r>
-        <w:rPr>
-          <w:rFonts w:ascii="Cambria Math" w:hAnsi="Cambria Math" w:eastAsia="Cambria Math"/>
-          <w:b w:val="0"/>
-          <w:sz w:val="22"/>
-        </w:rPr>
-        <w:t>J</w:t>
-      </w:r>
-      <w:r>
-        <w:rPr>
-          <w:rFonts w:ascii="Cambria Math" w:hAnsi="Cambria Math" w:eastAsia="Cambria Math"/>
-          <w:b w:val="0"/>
-          <w:sz w:val="22"/>
-        </w:rPr>
-        <w:t>=</w:t>
-      </w:r>
-      <w:r>
-        <w:rPr>
-          <w:rFonts w:ascii="Cambria Math" w:hAnsi="Cambria Math" w:eastAsia="Cambria Math"/>
-          <w:b w:val="0"/>
-          <w:sz w:val="22"/>
-        </w:rPr>
-        <w:t>w</w:t>
-      </w:r>
-      <w:r>
-        <w:rPr>
-          <w:rFonts w:ascii="Cambria Math" w:hAnsi="Cambria Math" w:eastAsia="Cambria Math"/>
-          <w:b w:val="0"/>
-          <w:sz w:val="16"/>
-          <w:vertAlign w:val="subscript"/>
-        </w:rPr>
-        <w:t>1Q</w:t>
-      </w:r>
-      <w:r>
-        <w:rPr>
-          <w:rFonts w:ascii="Cambria Math" w:hAnsi="Cambria Math" w:eastAsia="Cambria Math"/>
-          <w:b w:val="0"/>
-          <w:sz w:val="22"/>
-        </w:rPr>
-        <w:t>_</w:t>
-      </w:r>
-      <w:r>
-        <w:rPr>
-          <w:rFonts w:ascii="Cambria Math" w:hAnsi="Cambria Math" w:eastAsia="Cambria Math"/>
-          <w:b w:val="0"/>
-          <w:sz w:val="22"/>
-        </w:rPr>
-        <w:t>geo</w:t>
-      </w:r>
-      <w:r>
-        <w:rPr>
-          <w:rFonts w:ascii="Cambria Math" w:hAnsi="Cambria Math" w:eastAsia="Cambria Math"/>
-          <w:b w:val="0"/>
-          <w:sz w:val="22"/>
-        </w:rPr>
-        <w:t>+</w:t>
-      </w:r>
-      <w:r>
-        <w:rPr>
-          <w:rFonts w:ascii="Cambria Math" w:hAnsi="Cambria Math" w:eastAsia="Cambria Math"/>
-          <w:b w:val="0"/>
-          <w:sz w:val="22"/>
-        </w:rPr>
-        <w:t>w</w:t>
-      </w:r>
-      <w:r>
-        <w:rPr>
-          <w:rFonts w:ascii="Cambria Math" w:hAnsi="Cambria Math" w:eastAsia="Cambria Math"/>
-          <w:b w:val="0"/>
-          <w:sz w:val="16"/>
-          <w:vertAlign w:val="subscript"/>
-        </w:rPr>
-        <w:t>2P</w:t>
-      </w:r>
-      <w:r>
-        <w:rPr>
-          <w:rFonts w:ascii="Cambria Math" w:hAnsi="Cambria Math" w:eastAsia="Cambria Math"/>
-          <w:b w:val="0"/>
-          <w:sz w:val="22"/>
-        </w:rPr>
-        <w:t>_</w:t>
-      </w:r>
-      <w:r>
-        <w:rPr>
-          <w:rFonts w:ascii="Cambria Math" w:hAnsi="Cambria Math" w:eastAsia="Cambria Math"/>
-          <w:b w:val="0"/>
-          <w:sz w:val="22"/>
-        </w:rPr>
-        <w:t>rec</w:t>
-      </w:r>
-      <w:r>
-        <w:rPr>
-          <w:rFonts w:ascii="Cambria Math" w:hAnsi="Cambria Math" w:eastAsia="Cambria Math"/>
-          <w:b w:val="0"/>
-          <w:sz w:val="22"/>
-        </w:rPr>
-        <w:t>-</w:t>
-      </w:r>
-      <w:r>
-        <w:rPr>
-          <w:rFonts w:ascii="Cambria Math" w:hAnsi="Cambria Math" w:eastAsia="Cambria Math"/>
-          <w:b w:val="0"/>
-          <w:sz w:val="22"/>
-        </w:rPr>
-        <w:t>w</w:t>
-      </w:r>
-      <w:r>
-        <w:rPr>
-          <w:rFonts w:ascii="Cambria Math" w:hAnsi="Cambria Math" w:eastAsia="Cambria Math"/>
-          <w:b w:val="0"/>
-          <w:sz w:val="16"/>
-          <w:vertAlign w:val="subscript"/>
-        </w:rPr>
-        <w:t>3T</w:t>
-      </w:r>
-      <w:r>
-        <w:rPr>
-          <w:rFonts w:ascii="Cambria Math" w:hAnsi="Cambria Math" w:eastAsia="Cambria Math"/>
-          <w:b w:val="0"/>
-          <w:sz w:val="22"/>
-        </w:rPr>
-        <w:t>_</w:t>
-      </w:r>
-      <w:r>
-        <w:rPr>
-          <w:rFonts w:ascii="Cambria Math" w:hAnsi="Cambria Math" w:eastAsia="Cambria Math"/>
-          <w:b w:val="0"/>
-          <w:sz w:val="22"/>
-        </w:rPr>
-        <w:t>move</w:t>
-      </w:r>
-      <w:r>
-        <w:rPr>
-          <w:rFonts w:ascii="Cambria Math" w:hAnsi="Cambria Math" w:eastAsia="Cambria Math"/>
-          <w:b w:val="0"/>
-          <w:sz w:val="22"/>
-        </w:rPr>
-        <w:t>-</w:t>
-      </w:r>
-      <w:r>
-        <w:rPr>
-          <w:rFonts w:ascii="Cambria Math" w:hAnsi="Cambria Math" w:eastAsia="Cambria Math"/>
-          <w:b w:val="0"/>
-          <w:sz w:val="22"/>
-        </w:rPr>
-        <w:t>w</w:t>
-      </w:r>
-      <w:r>
-        <w:rPr>
-          <w:rFonts w:ascii="Cambria Math" w:hAnsi="Cambria Math" w:eastAsia="Cambria Math"/>
-          <w:b w:val="0"/>
-          <w:sz w:val="16"/>
-          <w:vertAlign w:val="subscript"/>
-        </w:rPr>
-        <w:t>4R</w:t>
-      </w:r>
-      <w:r>
-        <w:rPr>
-          <w:rFonts w:ascii="Cambria Math" w:hAnsi="Cambria Math" w:eastAsia="Cambria Math"/>
-          <w:b w:val="0"/>
-          <w:sz w:val="22"/>
-        </w:rPr>
-        <w:t>_</w:t>
-      </w:r>
-      <w:r>
-        <w:rPr>
-          <w:rFonts w:ascii="Cambria Math" w:hAnsi="Cambria Math" w:eastAsia="Cambria Math"/>
-          <w:b w:val="0"/>
-          <w:sz w:val="22"/>
-        </w:rPr>
-        <w:t>boundary</w:t>
-      </w:r>
-      <w:r>
-        <w:rPr>
-          <w:rFonts w:ascii="Cambria Math" w:hAnsi="Cambria Math" w:eastAsia="Cambria Math"/>
-          <w:b w:val="0"/>
-          <w:sz w:val="22"/>
-        </w:rPr>
-        <w:t>-</w:t>
-      </w:r>
-      <w:r>
-        <w:rPr>
-          <w:rFonts w:ascii="Cambria Math" w:hAnsi="Cambria Math" w:eastAsia="Cambria Math"/>
-          <w:b w:val="0"/>
-          <w:sz w:val="22"/>
-        </w:rPr>
-        <w:t>w</w:t>
-      </w:r>
-      <w:r>
-        <w:rPr>
-          <w:rFonts w:ascii="Cambria Math" w:hAnsi="Cambria Math" w:eastAsia="Cambria Math"/>
-          <w:b w:val="0"/>
-          <w:sz w:val="16"/>
-          <w:vertAlign w:val="subscript"/>
-        </w:rPr>
-        <w:t>5R</w:t>
-      </w:r>
-      <w:r>
-        <w:rPr>
-          <w:rFonts w:ascii="Cambria Math" w:hAnsi="Cambria Math" w:eastAsia="Cambria Math"/>
-          <w:b w:val="0"/>
-          <w:sz w:val="22"/>
-        </w:rPr>
-        <w:t>_</w:t>
-      </w:r>
-      <w:r>
-        <w:rPr>
-          <w:rFonts w:ascii="Cambria Math" w:hAnsi="Cambria Math" w:eastAsia="Cambria Math"/>
-          <w:b w:val="0"/>
-          <w:sz w:val="22"/>
-        </w:rPr>
-        <w:t>mec</w:t>
-      </w:r>
-      <w:r>
-        <w:rPr>
-          <w:rFonts w:ascii="Cambria Math" w:hAnsi="Cambria Math" w:eastAsia="Cambria Math"/>
-          <w:b w:val="0"/>
-          <w:sz w:val="16"/>
-          <w:vertAlign w:val="superscript"/>
-        </w:rPr>
-        <w:t>pred</w:t>
-      </w:r>
-      <w:r>
-        <w:rPr>
-          <w:rFonts w:ascii="Cambria Math" w:hAnsi="Cambria Math" w:eastAsia="Cambria Math"/>
-          <w:b w:val="0"/>
-          <w:sz w:val="21"/>
-        </w:rPr>
-        <w:t xml:space="preserve">    (7)</w:t>
-      </w:r>
-    </w:p>
-    <w:p>
-      <w:pPr>
-        <w:spacing w:before="60" w:after="100"/>
-        <w:jc w:val="center"/>
-      </w:pPr>
-      <w:r>
-        <w:rPr>
-          <w:rFonts w:ascii="Cambria Math" w:hAnsi="Cambria Math" w:eastAsia="Cambria Math"/>
-          <w:b w:val="0"/>
-          <w:sz w:val="22"/>
-        </w:rPr>
-        <w:t>S</w:t>
-      </w:r>
-      <w:r>
-        <w:rPr>
-          <w:rFonts w:ascii="Cambria Math" w:hAnsi="Cambria Math" w:eastAsia="Cambria Math"/>
-          <w:b w:val="0"/>
-          <w:sz w:val="16"/>
-          <w:vertAlign w:val="subscript"/>
-        </w:rPr>
-        <w:t>2</w:t>
-      </w:r>
-      <w:r>
-        <w:rPr>
-          <w:rFonts w:ascii="Cambria Math" w:hAnsi="Cambria Math" w:eastAsia="Cambria Math"/>
-          <w:b w:val="0"/>
-          <w:sz w:val="22"/>
-        </w:rPr>
-        <w:t>*=</w:t>
-      </w:r>
-      <w:r>
-        <w:rPr>
-          <w:rFonts w:ascii="Cambria Math" w:hAnsi="Cambria Math" w:eastAsia="Cambria Math"/>
-          <w:b w:val="0"/>
-          <w:sz w:val="22"/>
-        </w:rPr>
-        <w:t>arg</w:t>
-      </w:r>
-      <w:r>
-        <w:rPr>
-          <w:rFonts w:ascii="Cambria Math" w:hAnsi="Cambria Math" w:eastAsia="Cambria Math"/>
-          <w:b w:val="0"/>
-          <w:sz w:val="22"/>
-        </w:rPr>
-        <w:t xml:space="preserve"> </w:t>
-      </w:r>
-      <w:r>
-        <w:rPr>
-          <w:rFonts w:ascii="Cambria Math" w:hAnsi="Cambria Math" w:eastAsia="Cambria Math"/>
-          <w:b w:val="0"/>
-          <w:sz w:val="22"/>
-        </w:rPr>
-        <w:t>max</w:t>
-      </w:r>
-      <w:r>
-        <w:rPr>
-          <w:rFonts w:ascii="Cambria Math" w:hAnsi="Cambria Math" w:eastAsia="Cambria Math"/>
-          <w:b w:val="0"/>
-          <w:sz w:val="22"/>
-        </w:rPr>
-        <w:t>_{</w:t>
-      </w:r>
-      <w:r>
-        <w:rPr>
-          <w:rFonts w:ascii="Cambria Math" w:hAnsi="Cambria Math" w:eastAsia="Cambria Math"/>
-          <w:b w:val="0"/>
-          <w:sz w:val="22"/>
-        </w:rPr>
-        <w:t>S</w:t>
-      </w:r>
-      <w:r>
-        <w:rPr>
-          <w:rFonts w:ascii="Cambria Math" w:hAnsi="Cambria Math" w:eastAsia="Cambria Math"/>
-          <w:b w:val="0"/>
-          <w:sz w:val="16"/>
-          <w:vertAlign w:val="subscript"/>
-        </w:rPr>
-        <w:t>2</w:t>
-      </w:r>
-      <w:r>
-        <w:rPr>
-          <w:rFonts w:ascii="Cambria Math" w:hAnsi="Cambria Math" w:eastAsia="Cambria Math"/>
-          <w:b w:val="0"/>
-          <w:sz w:val="22"/>
-        </w:rPr>
-        <w:t>∈</w:t>
-      </w:r>
-      <w:r>
-        <w:rPr>
-          <w:rFonts w:ascii="Cambria Math" w:hAnsi="Cambria Math" w:eastAsia="Cambria Math"/>
-          <w:b w:val="0"/>
-          <w:sz w:val="22"/>
-        </w:rPr>
-        <w:t>C</w:t>
-      </w:r>
-      <w:r>
-        <w:rPr>
-          <w:rFonts w:ascii="Cambria Math" w:hAnsi="Cambria Math" w:eastAsia="Cambria Math"/>
-          <w:b w:val="0"/>
-          <w:sz w:val="22"/>
-        </w:rPr>
-        <w:t>}</w:t>
-      </w:r>
-      <w:r>
-        <w:rPr>
-          <w:rFonts w:ascii="Cambria Math" w:hAnsi="Cambria Math" w:eastAsia="Cambria Math"/>
-          <w:b w:val="0"/>
-          <w:sz w:val="22"/>
-        </w:rPr>
-        <w:t>J</w:t>
-      </w:r>
-      <w:r>
-        <w:rPr>
-          <w:rFonts w:ascii="Cambria Math" w:hAnsi="Cambria Math" w:eastAsia="Cambria Math"/>
-          <w:b w:val="0"/>
-          <w:sz w:val="22"/>
-        </w:rPr>
-        <w:t>(</w:t>
-      </w:r>
-      <w:r>
-        <w:rPr>
-          <w:rFonts w:ascii="Cambria Math" w:hAnsi="Cambria Math" w:eastAsia="Cambria Math"/>
-          <w:b w:val="0"/>
-          <w:sz w:val="22"/>
-        </w:rPr>
-        <w:t>S</w:t>
-      </w:r>
-      <w:r>
-        <w:rPr>
-          <w:rFonts w:ascii="Cambria Math" w:hAnsi="Cambria Math" w:eastAsia="Cambria Math"/>
-          <w:b w:val="0"/>
-          <w:sz w:val="16"/>
-          <w:vertAlign w:val="subscript"/>
-        </w:rPr>
-        <w:t>2</w:t>
-      </w:r>
-      <w:r>
-        <w:rPr>
-          <w:rFonts w:ascii="Cambria Math" w:hAnsi="Cambria Math" w:eastAsia="Cambria Math"/>
-          <w:b w:val="0"/>
-          <w:sz w:val="22"/>
-        </w:rPr>
-        <w:t>)</w:t>
-      </w:r>
-      <w:r>
-        <w:rPr>
-          <w:rFonts w:ascii="Cambria Math" w:hAnsi="Cambria Math" w:eastAsia="Cambria Math"/>
-          <w:b w:val="0"/>
-          <w:sz w:val="21"/>
-        </w:rPr>
-        <w:t xml:space="preserve">    (8)</w:t>
-      </w:r>
-    </w:p>
-    <w:p>
-      <w:pPr>
-        <w:pStyle w:val="ListBullet"/>
-        <w:spacing w:line="312" w:lineRule="auto"/>
-      </w:pPr>
-      <w:r>
-        <w:rPr>
-          <w:rFonts w:ascii="宋体" w:hAnsi="宋体" w:eastAsia="宋体"/>
-          <w:b w:val="0"/>
-          <w:sz w:val="21"/>
-        </w:rPr>
-        <w:t>构造 A_1 并生成候选集合 C。</w:t>
-      </w:r>
-    </w:p>
-    <w:p>
-      <w:pPr>
-        <w:pStyle w:val="ListBullet"/>
-        <w:spacing w:line="312" w:lineRule="auto"/>
-      </w:pPr>
-      <w:r>
-        <w:rPr>
-          <w:rFonts w:ascii="宋体" w:hAnsi="宋体" w:eastAsia="宋体"/>
-          <w:b w:val="0"/>
-          <w:sz w:val="21"/>
-        </w:rPr>
-        <w:t>逐点计算交会角、保守接收比例、移动时间和边界风险。</w:t>
-      </w:r>
-    </w:p>
-    <w:p>
-      <w:pPr>
-        <w:pStyle w:val="ListBullet"/>
-        <w:spacing w:line="312" w:lineRule="auto"/>
-      </w:pPr>
-      <w:r>
-        <w:rPr>
-          <w:rFonts w:ascii="宋体" w:hAnsi="宋体" w:eastAsia="宋体"/>
-          <w:b w:val="0"/>
-          <w:sz w:val="21"/>
-        </w:rPr>
-        <w:t>选取评分最大的 S_2* 并执行第二次检测。</w:t>
-      </w:r>
-    </w:p>
-    <w:p>
-      <w:pPr>
-        <w:pStyle w:val="ListBullet"/>
-        <w:spacing w:line="312" w:lineRule="auto"/>
-      </w:pPr>
-      <w:r>
-        <w:rPr>
-          <w:rFonts w:ascii="宋体" w:hAnsi="宋体" w:eastAsia="宋体"/>
-          <w:b w:val="0"/>
-          <w:sz w:val="21"/>
-        </w:rPr>
-        <w:t>direction 时调用问题1更新；near 时优先清除；否则更新风险后继续选点。</w:t>
-      </w:r>
-    </w:p>
-    <w:p>
-      <w:pPr>
-        <w:pStyle w:val="Heading1"/>
-        <w:spacing w:before="200" w:after="100"/>
-      </w:pPr>
-      <w:r>
-        <w:rPr>
-          <w:rFonts w:ascii="黑体" w:hAnsi="黑体" w:eastAsia="黑体"/>
-          <w:b/>
-          <w:sz w:val="30"/>
-        </w:rPr>
-        <w:t>六 模型检验与结果呈现</w:t>
-      </w:r>
-    </w:p>
-    <w:tbl>
-      <w:tblPr>
-        <w:tblStyle w:val="TableGrid"/>
-        <w:tblW w:type="auto" w:w="0"/>
-        <w:jc w:val="center"/>
-        <w:tblLook w:firstColumn="1" w:firstRow="1" w:lastColumn="0" w:lastRow="0" w:noHBand="0" w:noVBand="1" w:val="04A0"/>
-      </w:tblPr>
-      <w:tblGrid>
-        <w:gridCol w:w="3022"/>
-        <w:gridCol w:w="3022"/>
-        <w:gridCol w:w="3022"/>
-      </w:tblGrid>
-      <w:tr>
-        <w:tc>
-          <w:tcPr>
-            <w:tcW w:type="dxa" w:w="3022"/>
-            <w:shd w:fill="1F4E78"/>
-          </w:tcPr>
-          <w:p>
-            <w:pPr>
-              <w:jc w:val="center"/>
-            </w:pPr>
-            <w:r/>
-            <w:r>
-              <w:rPr>
-                <w:rFonts w:ascii="宋体" w:hAnsi="宋体" w:eastAsia="宋体"/>
-                <w:b/>
-                <w:color w:val="FFFFFF"/>
-                <w:sz w:val="18"/>
-              </w:rPr>
-              <w:t>对照策略</w:t>
-            </w:r>
-          </w:p>
-        </w:tc>
-        <w:tc>
-          <w:tcPr>
-            <w:tcW w:type="dxa" w:w="3022"/>
-            <w:shd w:fill="1F4E78"/>
-          </w:tcPr>
-          <w:p>
-            <w:pPr>
-              <w:jc w:val="center"/>
-            </w:pPr>
-            <w:r/>
-            <w:r>
-              <w:rPr>
-                <w:rFonts w:ascii="宋体" w:hAnsi="宋体" w:eastAsia="宋体"/>
-                <w:b/>
-                <w:color w:val="FFFFFF"/>
-                <w:sz w:val="18"/>
-              </w:rPr>
-              <w:t>比较指标</w:t>
-            </w:r>
-          </w:p>
-        </w:tc>
-        <w:tc>
-          <w:tcPr>
-            <w:tcW w:type="dxa" w:w="3022"/>
-            <w:shd w:fill="1F4E78"/>
-          </w:tcPr>
-          <w:p>
-            <w:pPr>
-              <w:jc w:val="center"/>
-            </w:pPr>
-            <w:r/>
-            <w:r>
-              <w:rPr>
-                <w:rFonts w:ascii="宋体" w:hAnsi="宋体" w:eastAsia="宋体"/>
-                <w:b/>
-                <w:color w:val="FFFFFF"/>
-                <w:sz w:val="18"/>
-              </w:rPr>
-              <w:t>目的</w:t>
-            </w:r>
-          </w:p>
-        </w:tc>
-      </w:tr>
-      <w:tr>
-        <w:tc>
-          <w:tcPr>
-            <w:tcW w:type="dxa" w:w="3022"/>
-          </w:tcPr>
-          <w:p>
-            <w:pPr>
-              <w:spacing w:line="276" w:lineRule="auto"/>
-              <w:jc w:val="center"/>
-            </w:pPr>
-            <w:r/>
-            <w:r>
-              <w:rPr>
-                <w:rFonts w:ascii="宋体" w:hAnsi="宋体" w:eastAsia="宋体"/>
-                <w:b w:val="0"/>
-                <w:sz w:val="17"/>
-              </w:rPr>
-              <w:t>固定 90° 几何点</w:t>
-            </w:r>
-          </w:p>
-        </w:tc>
-        <w:tc>
-          <w:tcPr>
-            <w:tcW w:type="dxa" w:w="3022"/>
-          </w:tcPr>
-          <w:p>
-            <w:pPr>
-              <w:spacing w:line="276" w:lineRule="auto"/>
-              <w:jc w:val="left"/>
-            </w:pPr>
-            <w:r/>
-            <w:r>
-              <w:rPr>
-                <w:rFonts w:ascii="宋体" w:hAnsi="宋体" w:eastAsia="宋体"/>
-                <w:b w:val="0"/>
-                <w:sz w:val="17"/>
-              </w:rPr>
-              <w:t>D_P、R_mec、移动时间</w:t>
-            </w:r>
-          </w:p>
-        </w:tc>
-        <w:tc>
-          <w:tcPr>
-            <w:tcW w:type="dxa" w:w="3022"/>
-          </w:tcPr>
-          <w:p>
-            <w:pPr>
-              <w:spacing w:line="276" w:lineRule="auto"/>
-              <w:jc w:val="left"/>
-            </w:pPr>
-            <w:r/>
-            <w:r>
-              <w:rPr>
-                <w:rFonts w:ascii="宋体" w:hAnsi="宋体" w:eastAsia="宋体"/>
-                <w:b w:val="0"/>
-                <w:sz w:val="17"/>
-              </w:rPr>
-              <w:t>检验只追求交会角的局限</w:t>
-            </w:r>
-          </w:p>
-        </w:tc>
-      </w:tr>
-      <w:tr>
-        <w:tc>
-          <w:tcPr>
-            <w:tcW w:type="dxa" w:w="3022"/>
-            <w:shd w:fill="EAF2F8"/>
-          </w:tcPr>
-          <w:p>
-            <w:pPr>
-              <w:spacing w:line="276" w:lineRule="auto"/>
-              <w:jc w:val="center"/>
-            </w:pPr>
-            <w:r/>
-            <w:r>
-              <w:rPr>
-                <w:rFonts w:ascii="宋体" w:hAnsi="宋体" w:eastAsia="宋体"/>
-                <w:b w:val="0"/>
-                <w:sz w:val="17"/>
-              </w:rPr>
-              <w:t>最近可达点</w:t>
-            </w:r>
-          </w:p>
-        </w:tc>
-        <w:tc>
-          <w:tcPr>
-            <w:tcW w:type="dxa" w:w="3022"/>
-            <w:shd w:fill="EAF2F8"/>
-          </w:tcPr>
-          <w:p>
-            <w:pPr>
-              <w:spacing w:line="276" w:lineRule="auto"/>
-              <w:jc w:val="left"/>
-            </w:pPr>
-            <w:r/>
-            <w:r>
-              <w:rPr>
-                <w:rFonts w:ascii="宋体" w:hAnsi="宋体" w:eastAsia="宋体"/>
-                <w:b w:val="0"/>
-                <w:sz w:val="17"/>
-              </w:rPr>
-              <w:t>二次接收率、总耗时</w:t>
-            </w:r>
-          </w:p>
-        </w:tc>
-        <w:tc>
-          <w:tcPr>
-            <w:tcW w:type="dxa" w:w="3022"/>
-            <w:shd w:fill="EAF2F8"/>
-          </w:tcPr>
-          <w:p>
-            <w:pPr>
-              <w:spacing w:line="276" w:lineRule="auto"/>
-              <w:jc w:val="left"/>
-            </w:pPr>
-            <w:r/>
-            <w:r>
-              <w:rPr>
-                <w:rFonts w:ascii="宋体" w:hAnsi="宋体" w:eastAsia="宋体"/>
-                <w:b w:val="0"/>
-                <w:sz w:val="17"/>
-              </w:rPr>
-              <w:t>检验只追求接收可靠性的局限</w:t>
-            </w:r>
-          </w:p>
-        </w:tc>
-      </w:tr>
-      <w:tr>
-        <w:tc>
-          <w:tcPr>
-            <w:tcW w:type="dxa" w:w="3022"/>
-          </w:tcPr>
-          <w:p>
-            <w:pPr>
-              <w:spacing w:line="276" w:lineRule="auto"/>
-              <w:jc w:val="center"/>
-            </w:pPr>
-            <w:r/>
-            <w:r>
-              <w:rPr>
-                <w:rFonts w:ascii="宋体" w:hAnsi="宋体" w:eastAsia="宋体"/>
-                <w:b w:val="0"/>
-                <w:sz w:val="17"/>
-              </w:rPr>
-              <w:t>随机候选点</w:t>
-            </w:r>
-          </w:p>
-        </w:tc>
-        <w:tc>
-          <w:tcPr>
-            <w:tcW w:type="dxa" w:w="3022"/>
-          </w:tcPr>
-          <w:p>
-            <w:pPr>
-              <w:spacing w:line="276" w:lineRule="auto"/>
-              <w:jc w:val="left"/>
-            </w:pPr>
-            <w:r/>
-            <w:r>
-              <w:rPr>
-                <w:rFonts w:ascii="宋体" w:hAnsi="宋体" w:eastAsia="宋体"/>
-                <w:b w:val="0"/>
-                <w:sz w:val="17"/>
-              </w:rPr>
-              <w:t>综合评分、结果方差</w:t>
-            </w:r>
-          </w:p>
-        </w:tc>
-        <w:tc>
-          <w:tcPr>
-            <w:tcW w:type="dxa" w:w="3022"/>
-          </w:tcPr>
-          <w:p>
-            <w:pPr>
-              <w:spacing w:line="276" w:lineRule="auto"/>
-              <w:jc w:val="left"/>
-            </w:pPr>
-            <w:r/>
-            <w:r>
-              <w:rPr>
-                <w:rFonts w:ascii="宋体" w:hAnsi="宋体" w:eastAsia="宋体"/>
-                <w:b w:val="0"/>
-                <w:sz w:val="17"/>
-              </w:rPr>
-              <w:t>检验本文策略稳定性</w:t>
-            </w:r>
-          </w:p>
-        </w:tc>
-      </w:tr>
-      <w:tr>
-        <w:tc>
-          <w:tcPr>
-            <w:tcW w:type="dxa" w:w="3022"/>
-            <w:shd w:fill="EAF2F8"/>
-          </w:tcPr>
-          <w:p>
-            <w:pPr>
-              <w:spacing w:line="276" w:lineRule="auto"/>
-              <w:jc w:val="center"/>
-            </w:pPr>
-            <w:r/>
-            <w:r>
-              <w:rPr>
-                <w:rFonts w:ascii="宋体" w:hAnsi="宋体" w:eastAsia="宋体"/>
-                <w:b w:val="0"/>
-                <w:sz w:val="17"/>
-              </w:rPr>
-              <w:t>联合评分策略</w:t>
-            </w:r>
-          </w:p>
-        </w:tc>
-        <w:tc>
-          <w:tcPr>
-            <w:tcW w:type="dxa" w:w="3022"/>
-            <w:shd w:fill="EAF2F8"/>
-          </w:tcPr>
-          <w:p>
-            <w:pPr>
-              <w:spacing w:line="276" w:lineRule="auto"/>
-              <w:jc w:val="left"/>
-            </w:pPr>
-            <w:r/>
-            <w:r>
-              <w:rPr>
-                <w:rFonts w:ascii="宋体" w:hAnsi="宋体" w:eastAsia="宋体"/>
-                <w:b w:val="0"/>
-                <w:sz w:val="17"/>
-              </w:rPr>
-              <w:t>定位尺度、接收率、移动时间</w:t>
-            </w:r>
-          </w:p>
-        </w:tc>
-        <w:tc>
-          <w:tcPr>
-            <w:tcW w:type="dxa" w:w="3022"/>
-            <w:shd w:fill="EAF2F8"/>
-          </w:tcPr>
-          <w:p>
-            <w:pPr>
-              <w:spacing w:line="276" w:lineRule="auto"/>
-              <w:jc w:val="left"/>
-            </w:pPr>
-            <w:r/>
-            <w:r>
-              <w:rPr>
-                <w:rFonts w:ascii="宋体" w:hAnsi="宋体" w:eastAsia="宋体"/>
-                <w:b w:val="0"/>
-                <w:sz w:val="17"/>
-              </w:rPr>
-              <w:t>说明多目标折中收益</w:t>
-            </w:r>
-          </w:p>
-        </w:tc>
-      </w:tr>
-    </w:tbl>
-    <w:p/>
-    <w:p>
-      <w:pPr>
-        <w:spacing w:line="360" w:lineRule="auto" w:after="80"/>
-        <w:ind w:firstLine="420"/>
-      </w:pPr>
-      <w:r>
-        <w:rPr>
-          <w:rFonts w:ascii="宋体" w:hAnsi="宋体" w:eastAsia="宋体"/>
-          <w:b w:val="0"/>
-          <w:sz w:val="21"/>
-        </w:rPr>
-        <w:t>建议图表：初始扇形与候选点示意图、综合评分热力图、交会角与预测 R_mec 曲线、四种策略对比柱状图。对测向误差、接收半径先验和权重做 ±10% 扰动。</w:t>
-      </w:r>
-    </w:p>
-    <w:p>
-      <w:pPr>
-        <w:pStyle w:val="Heading1"/>
-        <w:spacing w:before="200" w:after="100"/>
-      </w:pPr>
-      <w:r>
-        <w:rPr>
-          <w:rFonts w:ascii="黑体" w:hAnsi="黑体" w:eastAsia="黑体"/>
-          <w:b/>
-          <w:sz w:val="30"/>
-        </w:rPr>
-        <w:t>七 本问结论与后续接口</w:t>
-      </w:r>
-    </w:p>
-    <w:p>
-      <w:pPr>
-        <w:spacing w:line="360" w:lineRule="auto" w:after="80"/>
-        <w:ind w:firstLine="420"/>
-      </w:pPr>
-      <w:r>
-        <w:rPr>
-          <w:rFonts w:ascii="宋体" w:hAnsi="宋体" w:eastAsia="宋体"/>
-          <w:b w:val="0"/>
-          <w:sz w:val="21"/>
-        </w:rPr>
-        <w:t>本问输出下一检测点 S_2* 及评分分解。问题3、4每发现一个新频道或未收敛区域，即调用该局部主动选点器；全局层负责选择优先处理的频道或区域。</w:t>
-      </w:r>
-    </w:p>
-    <w:p>
-      <w:pPr>
-        <w:pStyle w:val="Heading1"/>
-        <w:spacing w:before="200" w:after="100"/>
-      </w:pPr>
-      <w:r>
-        <w:rPr>
-          <w:rFonts w:ascii="黑体" w:hAnsi="黑体" w:eastAsia="黑体"/>
-          <w:b/>
-          <w:sz w:val="30"/>
-        </w:rPr>
-        <w:t>参考文献</w:t>
-      </w:r>
-    </w:p>
-    <w:p>
-      <w:pPr>
-        <w:spacing w:line="300" w:lineRule="auto"/>
-        <w:ind w:left="369" w:hanging="369"/>
-      </w:pPr>
-      <w:r>
-        <w:rPr>
-          <w:rFonts w:ascii="宋体" w:hAnsi="宋体" w:eastAsia="宋体"/>
-          <w:b w:val="0"/>
-          <w:sz w:val="19"/>
-        </w:rPr>
-        <w:t>[1] Zhao Y, et al. Optimal Placement of Bearing-only Sensors for Target Localization[C]. American Control Conference, 2012.</w:t>
-      </w:r>
-    </w:p>
-    <w:p>
-      <w:pPr>
-        <w:spacing w:line="300" w:lineRule="auto"/>
-        <w:ind w:left="369" w:hanging="369"/>
-      </w:pPr>
-      <w:r>
-        <w:rPr>
-          <w:rFonts w:ascii="宋体" w:hAnsi="宋体" w:eastAsia="宋体"/>
-          <w:b w:val="0"/>
-          <w:sz w:val="19"/>
-        </w:rPr>
-        <w:t>[2] Tokekar P, et al. Active Target Localization for Bearing Based Robotic Telemetry[C]. IROS, 2011.</w:t>
-      </w:r>
-    </w:p>
-    <w:p>
-      <w:pPr>
-        <w:spacing w:line="300" w:lineRule="auto"/>
-        <w:ind w:left="369" w:hanging="369"/>
-      </w:pPr>
-      <w:r>
-        <w:rPr>
-          <w:rFonts w:ascii="宋体" w:hAnsi="宋体" w:eastAsia="宋体"/>
-          <w:b w:val="0"/>
-          <w:sz w:val="19"/>
-        </w:rPr>
-        <w:t>[3] Tokekar P, et al. Cautious greedy strategy for bearing-only active localization: Analysis and field experiments[J]. Journal of Field Robotics, 2014.</w:t>
-      </w:r>
-    </w:p>
-    <w:p>
-      <w:pPr>
-        <w:spacing w:line="300" w:lineRule="auto"/>
-        <w:ind w:left="369" w:hanging="369"/>
-      </w:pPr>
-      <w:r>
-        <w:rPr>
-          <w:rFonts w:ascii="宋体" w:hAnsi="宋体" w:eastAsia="宋体"/>
-          <w:b w:val="0"/>
-          <w:sz w:val="19"/>
-        </w:rPr>
-        <w:t>[4] 罗双喜，等. 多站交叉定位相对 GDOP 及其测向站分布问题研究[J]. 2020.</w:t>
+        <w:t>图 1  局部加密候选集的四指标评分与高分候选区域</w:t>
       </w:r>
     </w:p>
     <w:sectPr>
       <w:pgSz w:w="12240" w:h="15840"/>
-      <w:pgMar w:top="1440" w:right="1587" w:bottom="1440" w:left="1587" w:header="720" w:footer="720" w:gutter="0"/>
+      <w:pgMar w:top="1247" w:right="1361" w:bottom="1247" w:left="1361" w:header="720" w:footer="720" w:gutter="0"/>
       <w:cols w:space="720"/>
       <w:docGrid w:linePitch="360"/>
     </w:sectPr>
@@ -3690,7 +1435,7 @@
     <w:qFormat/>
     <w:rsid w:val="00FC693F"/>
     <w:rPr>
-      <w:rFonts w:ascii="宋体" w:hAnsi="宋体" w:eastAsia="宋体"/>
+      <w:rFonts w:ascii="Microsoft YaHei" w:hAnsi="Microsoft YaHei" w:eastAsia="Microsoft YaHei"/>
       <w:sz w:val="21"/>
     </w:rPr>
   </w:style>
